--- a/assets/whitepaper/TheFatCat_Whitepaper_v1.0_ZH.docx
+++ b/assets/whitepaper/TheFatCat_Whitepaper_v1.0_ZH.docx
@@ -3650,7 +3650,7 @@
         <w:pStyle w:val="Subtitle"/>
       </w:pPr>
       <w:r>
-        <w:t>4.3 `MIN_STAKE` 硬台阶与资历证书（SeniorityCertificate）路线图规划</w:t>
+        <w:t>4.3 `MIN_STAKE` 硬台阶与资历证书（SeniorityCertificate）规范</w:t>
       </w:r>
     </w:p>
     <w:p>
@@ -3774,7 +3774,7 @@
           <w:szCs w:val="21"/>
           <w:color w:val="1F1F1F"/>
         </w:rPr>
-        <w:t xml:space="preserve">资历实体化通道（SeniorityCertificate 路线图规划）</w:t>
+        <w:t xml:space="preserve">资历实体化通道（[`SeniorityCertificate.sol`](../contracts/src/SeniorityCertificate.sol)）</w:t>
       </w:r>
       <w:r>
         <w:rPr>
@@ -3801,38 +3801,23 @@
           <w:szCs w:val="21"/>
           <w:color w:val="1F1F1F"/>
         </w:rPr>
-        <w:t xml:space="preserve">退出时自愿铸造</w:t>
-      </w:r>
-      <w:r>
-        <w:rPr>
-          <w:sz w:val="21"/>
-          <w:color w:val="1F1F1F"/>
-        </w:rPr>
-        <w:t xml:space="preserve">：作为项目发射后的路线图模块，计划在主网平稳运行后的后续阶段推出。仓位退出时，持有人可选择将达到的历史资历阶梯（最高 22 级）印刻为不可升级的 ERC-721 资历证书（</w:t>
-      </w:r>
-      <w:r>
-        <w:rPr>
-          <w:sz w:val="21"/>
+        <w:t xml:space="preserve">创世同步部署</w:t>
+      </w:r>
+      <w:r>
+        <w:rPr>
+          <w:sz w:val="21"/>
+          <w:color w:val="1F1F1F"/>
+        </w:rPr>
+        <w:t xml:space="preserve">：随核心质押合约群一并创世部署。仓位完全退出时，质押者可选择将累积的历史资历阶梯（最高 22 级）印刻为不可篡改的 ERC-721 资历凭证；</w:t>
+      </w:r>
+    </w:p>
+    <w:p>
+      <w:pPr>
+        <w:pStyle w:val="ListBullet"/>
+      </w:pPr>
+      <w:r>
+        <w:rPr>
           <w:color w:val="0F5C46"/>
-          <w:u w:val="single"/>
-        </w:rPr>
-        <w:t xml:space="preserve">`SeniorityCertificate.sol`</w:t>
-      </w:r>
-      <w:r>
-        <w:rPr>
-          <w:sz w:val="21"/>
-          <w:color w:val="1F1F1F"/>
-        </w:rPr>
-        <w:t xml:space="preserve">）；</w:t>
-      </w:r>
-    </w:p>
-    <w:p>
-      <w:pPr>
-        <w:pStyle w:val="ListBullet"/>
-      </w:pPr>
-      <w:r>
-        <w:rPr>
-          <w:color w:val="0F5C46"/>
         </w:rPr>
         <w:t xml:space="preserve">•  </w:t>
       </w:r>
@@ -3850,7 +3835,7 @@
           <w:sz w:val="21"/>
           <w:color w:val="1F1F1F"/>
         </w:rPr>
-        <w:t xml:space="preserve">：铸造时将销毁 FATCAT 代币至黑洞地址 </w:t>
+        <w:t xml:space="preserve">：每次铸造必须永久销毁硬编码常数 </w:t>
       </w:r>
       <w:r>
         <w:rPr>
@@ -3859,41 +3844,14 @@
           <w:color w:val="1C2422"/>
           <w:shd w:val="clear" w:color="auto" w:fill="F3F4F6"/>
         </w:rPr>
-        <w:t xml:space="preserve">0x...dEaD</w:t>
-      </w:r>
-      <w:r>
-        <w:rPr>
-          <w:sz w:val="21"/>
-          <w:color w:val="1F1F1F"/>
-        </w:rPr>
-        <w:t xml:space="preserve">，建立长期强通缩闭环（具体数量参数将于后续上线前统一披露）；</w:t>
-      </w:r>
-    </w:p>
-    <w:p>
-      <w:pPr>
-        <w:pStyle w:val="ListBullet"/>
-      </w:pPr>
-      <w:r>
-        <w:rPr>
-          <w:color w:val="0F5C46"/>
-        </w:rPr>
-        <w:t xml:space="preserve">•  </w:t>
-      </w:r>
-      <w:r>
-        <w:rPr>
-          <w:b/>
-          <w:sz w:val="21"/>
-          <w:szCs w:val="21"/>
-          <w:color w:val="1F1F1F"/>
-        </w:rPr>
-        <w:t xml:space="preserve">全链上 SVG 动态渲染</w:t>
-      </w:r>
-      <w:r>
-        <w:rPr>
-          <w:sz w:val="21"/>
-          <w:color w:val="1F1F1F"/>
-        </w:rPr>
-        <w:t xml:space="preserve">：全套票据完全由链上渲染器（</w:t>
+        <w:t xml:space="preserve">100_000 FATCAT</w:t>
+      </w:r>
+      <w:r>
+        <w:rPr>
+          <w:sz w:val="21"/>
+          <w:color w:val="1F1F1F"/>
+        </w:rPr>
+        <w:t xml:space="preserve"> 至黑洞死地址 </w:t>
       </w:r>
       <w:r>
         <w:rPr>
@@ -3902,6 +3860,92 @@
           <w:color w:val="1C2422"/>
           <w:shd w:val="clear" w:color="auto" w:fill="F3F4F6"/>
         </w:rPr>
+        <w:t xml:space="preserve">0x000000000000000000000000000000000000dEaD</w:t>
+      </w:r>
+      <w:r>
+        <w:rPr>
+          <w:sz w:val="21"/>
+          <w:color w:val="1F1F1F"/>
+        </w:rPr>
+        <w:t xml:space="preserve">，将荣誉凭证铸造与协议绝对通缩挂钩；</w:t>
+      </w:r>
+    </w:p>
+    <w:p>
+      <w:pPr>
+        <w:pStyle w:val="ListBullet"/>
+      </w:pPr>
+      <w:r>
+        <w:rPr>
+          <w:color w:val="0F5C46"/>
+        </w:rPr>
+        <w:t xml:space="preserve">•  </w:t>
+      </w:r>
+      <w:r>
+        <w:rPr>
+          <w:b/>
+          <w:sz w:val="21"/>
+          <w:szCs w:val="21"/>
+          <w:color w:val="1F1F1F"/>
+        </w:rPr>
+        <w:t xml:space="preserve">硬顶上限与冷启动锁</w:t>
+      </w:r>
+      <w:r>
+        <w:rPr>
+          <w:sz w:val="21"/>
+          <w:color w:val="1F1F1F"/>
+        </w:rPr>
+        <w:t xml:space="preserve">：全网硬顶 10,000 枚；铸造在部署满 21 天后一次性开启（</w:t>
+      </w:r>
+      <w:r>
+        <w:rPr>
+          <w:rFonts w:ascii="Menlo" w:hAnsi="Menlo"/>
+          <w:sz w:val="19"/>
+          <w:color w:val="1C2422"/>
+          <w:shd w:val="clear" w:color="auto" w:fill="F3F4F6"/>
+        </w:rPr>
+        <w:t xml:space="preserve">mintOpensAt</w:t>
+      </w:r>
+      <w:r>
+        <w:rPr>
+          <w:sz w:val="21"/>
+          <w:color w:val="1F1F1F"/>
+        </w:rPr>
+        <w:t xml:space="preserve">），无逐笔冷却；</w:t>
+      </w:r>
+    </w:p>
+    <w:p>
+      <w:pPr>
+        <w:pStyle w:val="ListBullet"/>
+      </w:pPr>
+      <w:r>
+        <w:rPr>
+          <w:color w:val="0F5C46"/>
+        </w:rPr>
+        <w:t xml:space="preserve">•  </w:t>
+      </w:r>
+      <w:r>
+        <w:rPr>
+          <w:b/>
+          <w:sz w:val="21"/>
+          <w:szCs w:val="21"/>
+          <w:color w:val="1F1F1F"/>
+        </w:rPr>
+        <w:t xml:space="preserve">全链上 SVG 动态渲染</w:t>
+      </w:r>
+      <w:r>
+        <w:rPr>
+          <w:sz w:val="21"/>
+          <w:color w:val="1F1F1F"/>
+        </w:rPr>
+        <w:t xml:space="preserve">：全套证书元数据与矢量图形完全由链上渲染器（</w:t>
+      </w:r>
+      <w:r>
+        <w:rPr>
+          <w:rFonts w:ascii="Menlo" w:hAnsi="Menlo"/>
+          <w:sz w:val="19"/>
+          <w:color w:val="1C2422"/>
+          <w:shd w:val="clear" w:color="auto" w:fill="F3F4F6"/>
+        </w:rPr>
         <w:t xml:space="preserve">SeniorityCertificateRenderer.sol</w:t>
       </w:r>
       <w:r>
@@ -3909,34 +3953,23 @@
           <w:sz w:val="21"/>
           <w:color w:val="1F1F1F"/>
         </w:rPr>
-        <w:t xml:space="preserve">）纯链上实时生成矢量 SVG 与元数据，不依赖任何中心化服务器或 IPFS；</w:t>
-      </w:r>
-    </w:p>
-    <w:p>
-      <w:pPr>
-        <w:pStyle w:val="ListBullet"/>
-      </w:pPr>
-      <w:r>
-        <w:rPr>
-          <w:color w:val="0F5C46"/>
-        </w:rPr>
-        <w:t xml:space="preserve">•  </w:t>
-      </w:r>
-      <w:r>
-        <w:rPr>
-          <w:b/>
-          <w:sz w:val="21"/>
-          <w:szCs w:val="21"/>
-          <w:color w:val="1F1F1F"/>
-        </w:rPr>
-        <w:t xml:space="preserve">后续规划与激活安排</w:t>
-      </w:r>
-      <w:r>
-        <w:rPr>
-          <w:sz w:val="21"/>
-          <w:color w:val="1F1F1F"/>
-        </w:rPr>
-        <w:t xml:space="preserve">：前端交互界面、代币销毁参数与具体权益规约将于主网发射平稳运行、流动性成熟后的后续阶段统一公布。</w:t>
+        <w:t xml:space="preserve">）与字节码字体库（</w:t>
+      </w:r>
+      <w:r>
+        <w:rPr>
+          <w:rFonts w:ascii="Menlo" w:hAnsi="Menlo"/>
+          <w:sz w:val="19"/>
+          <w:color w:val="1C2422"/>
+          <w:shd w:val="clear" w:color="auto" w:fill="F3F4F6"/>
+        </w:rPr>
+        <w:t xml:space="preserve">CertificateData.sol</w:t>
+      </w:r>
+      <w:r>
+        <w:rPr>
+          <w:sz w:val="21"/>
+          <w:color w:val="1F1F1F"/>
+        </w:rPr>
+        <w:t xml:space="preserve">）纯链上动态计算生成，不依赖任何中心化托管或外部 IPFS。</w:t>
       </w:r>
     </w:p>
     <w:p>
@@ -4875,7 +4908,7 @@
           <w:sz w:val="21"/>
           <w:color w:val="1F1F1F"/>
         </w:rPr>
-        <w:t xml:space="preserve">，轮询四个与路由相关的存储值。检测延迟与可用性取决于外部监控、RPC 和通知基础设施；合约本身不保证 24/7 在线或第一区块报警；</w:t>
+        <w:t xml:space="preserve">，轮询 8 个与路由相关的核心只读函数（收款方地址、费率、工厂指针与路由绑定等）。检测延迟与可用性取决于外部监控、RPC 和通知基础设施；合约本身不保证 24/7 在线或第一区块报警；</w:t>
       </w:r>
     </w:p>
     <w:p>
@@ -5093,6 +5126,360 @@
           <w:color w:val="1F1F1F"/>
         </w:rPr>
         <w:t xml:space="preserve">FATCAT 首发于 Flap 联合曲线上，初期无 AMM 深度。只有在毕业注入 PancakeSwap V2、完成路由验证且 TWAP 预热后，治理才可通过 3 天标准队列将其加入餐单；上架并非自动发生。</w:t>
+      </w:r>
+    </w:p>
+    <w:p>
+      <w:pPr>
+        <w:pStyle w:val="Subtitle"/>
+      </w:pPr>
+      <w:r>
+        <w:t>6.4 创世启动时序与双重物理墙钟闸门 (Genesis Launch Sequence &amp; Dual-Gate Cold Start)</w:t>
+      </w:r>
+    </w:p>
+    <w:p>
+      <w:r>
+        <w:rPr>
+          <w:sz w:val="22"/>
+          <w:color w:val="1F1F1F"/>
+        </w:rPr>
+        <w:t xml:space="preserve">从代币初始铸造到进入稳态分红状态机的全过程，受由物理时间锁与状态门禁共同构成的严密启动时序管辖：</w:t>
+      </w:r>
+    </w:p>
+    <w:p>
+      <w:pPr>
+        <w:pStyle w:val="CodeBlock"/>
+      </w:pPr>
+      <w:r>
+        <w:rPr>
+          <w:rFonts w:ascii="Menlo" w:hAnsi="Menlo"/>
+          <w:sz w:val="18"/>
+          <w:color w:val="1C2422"/>
+        </w:rPr>
+        <w:t xml:space="preserve">[ 阶段 0: 联合曲线发射 ] ──► [ 阶段 1: 毕业与流动性迁移 ] ──► [ 阶段 2: 开放质押 FEED 闸门 ]
+开启曲线内买卖交易          注入 PancakeSwap V2 交易对;       部署生产质押合约;
+4% 交易税流入金库           累积 TWAP 预言机均价数据          开放质押开仓 (获取初始席位)
+                                                                            │
+                                                                            ▼
+[ 阶段 4: 常态化平稳分红 ] ◄─── [ 阶段 3: 7 天物理墙钟双闸门蓄水期 ]
+通过 Router 正式释放 Belly 资金;  • 分红时钟延迟: 启动后首周释放量恒定为 0
+启动链上批量市场兑换              • 金库提款延迟: 7 天 Spender 提款强制时间锁
+早期仓位资历满级 (最高22倍)        • 税收持续流入: flush() 注入 Belly ("只进不出，深厚蓄水")</w:t>
+      </w:r>
+    </w:p>
+    <w:p>
+      <w:pPr>
+        <w:pStyle w:val="ListBullet"/>
+      </w:pPr>
+      <w:r>
+        <w:rPr>
+          <w:b/>
+          <w:color w:val="0F5C46"/>
+        </w:rPr>
+        <w:t xml:space="preserve">1.  </w:t>
+      </w:r>
+      <w:r>
+        <w:rPr>
+          <w:b/>
+          <w:sz w:val="21"/>
+          <w:szCs w:val="21"/>
+          <w:color w:val="1F1F1F"/>
+        </w:rPr>
+        <w:t xml:space="preserve">阶段 0：联合曲线发射</w:t>
+      </w:r>
+      <w:r>
+        <w:rPr>
+          <w:sz w:val="21"/>
+          <w:color w:val="1F1F1F"/>
+        </w:rPr>
+        <w:t xml:space="preserve">：FATCAT 代币先行在 Flap 联合曲线上开启公开交易。Flap 官方 TaxProcessor 识别交易量，将创作者名义收益划转至 </w:t>
+      </w:r>
+      <w:r>
+        <w:rPr>
+          <w:rFonts w:ascii="Menlo" w:hAnsi="Menlo"/>
+          <w:sz w:val="19"/>
+          <w:color w:val="1C2422"/>
+          <w:shd w:val="clear" w:color="auto" w:fill="F3F4F6"/>
+        </w:rPr>
+        <w:t xml:space="preserve">FatCatStakingVault</w:t>
+      </w:r>
+      <w:r>
+        <w:rPr>
+          <w:sz w:val="21"/>
+          <w:color w:val="1F1F1F"/>
+        </w:rPr>
+        <w:t xml:space="preserve">；</w:t>
+      </w:r>
+    </w:p>
+    <w:p>
+      <w:pPr>
+        <w:pStyle w:val="ListBullet"/>
+      </w:pPr>
+      <w:r>
+        <w:rPr>
+          <w:b/>
+          <w:color w:val="0F5C46"/>
+        </w:rPr>
+        <w:t xml:space="preserve">2.  </w:t>
+      </w:r>
+      <w:r>
+        <w:rPr>
+          <w:b/>
+          <w:sz w:val="21"/>
+          <w:szCs w:val="21"/>
+          <w:color w:val="1F1F1F"/>
+        </w:rPr>
+        <w:t xml:space="preserve">阶段 1：毕业与流动性迁移</w:t>
+      </w:r>
+      <w:r>
+        <w:rPr>
+          <w:sz w:val="21"/>
+          <w:color w:val="1F1F1F"/>
+        </w:rPr>
+        <w:t xml:space="preserve">：当达到 24 BNB 毕业指标后，Flap 原子化将流动性迁移至 PancakeSwap V2 主池（</w:t>
+      </w:r>
+      <w:r>
+        <w:rPr>
+          <w:rFonts w:ascii="Menlo" w:hAnsi="Menlo"/>
+          <w:sz w:val="19"/>
+          <w:color w:val="1C2422"/>
+          <w:shd w:val="clear" w:color="auto" w:fill="F3F4F6"/>
+        </w:rPr>
+        <w:t xml:space="preserve">FATCAT/WBNB</w:t>
+      </w:r>
+      <w:r>
+        <w:rPr>
+          <w:sz w:val="21"/>
+          <w:color w:val="1F1F1F"/>
+        </w:rPr>
+        <w:t xml:space="preserve">），确立标准交易对。毕业后的交易税收通道维持生效；</w:t>
+      </w:r>
+    </w:p>
+    <w:p>
+      <w:pPr>
+        <w:pStyle w:val="ListBullet"/>
+      </w:pPr>
+      <w:r>
+        <w:rPr>
+          <w:b/>
+          <w:color w:val="0F5C46"/>
+        </w:rPr>
+        <w:t xml:space="preserve">3.  </w:t>
+      </w:r>
+      <w:r>
+        <w:rPr>
+          <w:b/>
+          <w:sz w:val="21"/>
+          <w:szCs w:val="21"/>
+          <w:color w:val="1F1F1F"/>
+        </w:rPr>
+        <w:t xml:space="preserve">阶段 2：质押部署与开仓闸门（FEED Gate）</w:t>
+      </w:r>
+      <w:r>
+        <w:rPr>
+          <w:sz w:val="21"/>
+          <w:color w:val="1F1F1F"/>
+        </w:rPr>
+        <w:t xml:space="preserve">：在确认链上交易对与 TWAP 观察器就绪后，部署核心质押合约系统。质押通道即刻向社区开放，允许质押者尽早锁定仓位席位；</w:t>
+      </w:r>
+    </w:p>
+    <w:p>
+      <w:pPr>
+        <w:pStyle w:val="ListBullet"/>
+      </w:pPr>
+      <w:r>
+        <w:rPr>
+          <w:b/>
+          <w:color w:val="0F5C46"/>
+        </w:rPr>
+        <w:t xml:space="preserve">4.  </w:t>
+      </w:r>
+      <w:r>
+        <w:rPr>
+          <w:b/>
+          <w:sz w:val="21"/>
+          <w:szCs w:val="21"/>
+          <w:color w:val="1F1F1F"/>
+        </w:rPr>
+        <w:t xml:space="preserve">阶段 3：双重 7 天物理墙钟蓄水闸门</w:t>
+      </w:r>
+      <w:r>
+        <w:rPr>
+          <w:sz w:val="21"/>
+          <w:color w:val="1F1F1F"/>
+        </w:rPr>
+        <w:t xml:space="preserve">：为根除早期恶意抽吸分红的闪击风险，让全网早期质押者站在同一起跑线上公平攀登资历阶梯（</w:t>
+      </w:r>
+      <w:r>
+        <w:rPr>
+          <w:i/>
+          <w:sz w:val="21"/>
+          <w:color w:val="1C2422"/>
+        </w:rPr>
+        <w:t xml:space="preserve">c_i \in [1, 22]</w:t>
+      </w:r>
+      <w:r>
+        <w:rPr>
+          <w:sz w:val="21"/>
+          <w:color w:val="1F1F1F"/>
+        </w:rPr>
+        <w:t xml:space="preserve">），系统部署了两道并行的绝对物理屏障：</w:t>
+      </w:r>
+    </w:p>
+    <w:p>
+      <w:pPr>
+        <w:pStyle w:val="ListBullet"/>
+      </w:pPr>
+      <w:r>
+        <w:rPr>
+          <w:color w:val="0F5C46"/>
+        </w:rPr>
+        <w:t xml:space="preserve">•  </w:t>
+      </w:r>
+      <w:r>
+        <w:rPr>
+          <w:b/>
+          <w:sz w:val="21"/>
+          <w:szCs w:val="21"/>
+          <w:color w:val="1F1F1F"/>
+        </w:rPr>
+        <w:t xml:space="preserve">时钟闸门</w:t>
+      </w:r>
+      <w:r>
+        <w:rPr>
+          <w:sz w:val="21"/>
+          <w:color w:val="1F1F1F"/>
+        </w:rPr>
+        <w:t xml:space="preserve">：链上硬编码锁定分红开启延迟。在此 7 天物理延迟内，餐次正常推进，仓位资历正常累加，但分红释放量严格为 0，冷启动首周绝不追溯补发；</w:t>
+      </w:r>
+    </w:p>
+    <w:p>
+      <w:pPr>
+        <w:pStyle w:val="ListBullet"/>
+      </w:pPr>
+      <w:r>
+        <w:rPr>
+          <w:color w:val="0F5C46"/>
+        </w:rPr>
+        <w:t xml:space="preserve">•  </w:t>
+      </w:r>
+      <w:r>
+        <w:rPr>
+          <w:b/>
+          <w:sz w:val="21"/>
+          <w:szCs w:val="21"/>
+          <w:color w:val="1F1F1F"/>
+        </w:rPr>
+        <w:t xml:space="preserve">金库闸门</w:t>
+      </w:r>
+      <w:r>
+        <w:rPr>
+          <w:sz w:val="21"/>
+          <w:color w:val="1F1F1F"/>
+        </w:rPr>
+        <w:t xml:space="preserve">：治理方提议 </w:t>
+      </w:r>
+      <w:r>
+        <w:rPr>
+          <w:rFonts w:ascii="Menlo" w:hAnsi="Menlo"/>
+          <w:sz w:val="19"/>
+          <w:color w:val="1C2422"/>
+          <w:shd w:val="clear" w:color="auto" w:fill="F3F4F6"/>
+        </w:rPr>
+        <w:t xml:space="preserve">ExecutionRouter</w:t>
+      </w:r>
+      <w:r>
+        <w:rPr>
+          <w:sz w:val="21"/>
+          <w:color w:val="1F1F1F"/>
+        </w:rPr>
+        <w:t xml:space="preserve"> 为 Spender。该提案必须等待整整 7 天物理时间锁届满后方可激活生效。在此期间，Belly 无任何有效提款方，资金 100% 只进不出；</w:t>
+      </w:r>
+    </w:p>
+    <w:p>
+      <w:pPr>
+        <w:pStyle w:val="ListBullet"/>
+      </w:pPr>
+      <w:r>
+        <w:rPr>
+          <w:color w:val="0F5C46"/>
+        </w:rPr>
+        <w:t xml:space="preserve">•  </w:t>
+      </w:r>
+      <w:r>
+        <w:rPr>
+          <w:b/>
+          <w:sz w:val="21"/>
+          <w:szCs w:val="21"/>
+          <w:color w:val="1F1F1F"/>
+        </w:rPr>
+        <w:t xml:space="preserve">蓄水缓冲构建</w:t>
+      </w:r>
+      <w:r>
+        <w:rPr>
+          <w:sz w:val="21"/>
+          <w:color w:val="1F1F1F"/>
+        </w:rPr>
+        <w:t xml:space="preserve">：PancakeSwap 上产生的 4% 交易税收通过 </w:t>
+      </w:r>
+      <w:r>
+        <w:rPr>
+          <w:rFonts w:ascii="Menlo" w:hAnsi="Menlo"/>
+          <w:sz w:val="19"/>
+          <w:color w:val="1C2422"/>
+          <w:shd w:val="clear" w:color="auto" w:fill="F3F4F6"/>
+        </w:rPr>
+        <w:t xml:space="preserve">flush()</w:t>
+      </w:r>
+      <w:r>
+        <w:rPr>
+          <w:sz w:val="21"/>
+          <w:color w:val="1F1F1F"/>
+        </w:rPr>
+        <w:t xml:space="preserve"> 持续不断注入 The Belly，在正式开闸前积攒起深厚的储备底仓；</w:t>
+      </w:r>
+    </w:p>
+    <w:p>
+      <w:pPr>
+        <w:pStyle w:val="ListBullet"/>
+      </w:pPr>
+      <w:r>
+        <w:rPr>
+          <w:b/>
+          <w:color w:val="0F5C46"/>
+        </w:rPr>
+        <w:t xml:space="preserve">5.  </w:t>
+      </w:r>
+      <w:r>
+        <w:rPr>
+          <w:b/>
+          <w:sz w:val="21"/>
+          <w:szCs w:val="21"/>
+          <w:color w:val="1F1F1F"/>
+        </w:rPr>
+        <w:t xml:space="preserve">阶段 4：常态化平稳分红</w:t>
+      </w:r>
+      <w:r>
+        <w:rPr>
+          <w:sz w:val="21"/>
+          <w:color w:val="1F1F1F"/>
+        </w:rPr>
+        <w:t xml:space="preserve">：7 天双闸门到期后，激活绑定 </w:t>
+      </w:r>
+      <w:r>
+        <w:rPr>
+          <w:rFonts w:ascii="Menlo" w:hAnsi="Menlo"/>
+          <w:sz w:val="19"/>
+          <w:color w:val="1C2422"/>
+          <w:shd w:val="clear" w:color="auto" w:fill="F3F4F6"/>
+        </w:rPr>
+        <w:t xml:space="preserve">ExecutionRouter</w:t>
+      </w:r>
+      <w:r>
+        <w:rPr>
+          <w:sz w:val="21"/>
+          <w:color w:val="1F1F1F"/>
+        </w:rPr>
+        <w:t xml:space="preserve">。协议正式依照一阶阻尼释放公式开闸，向已具备成熟资历倍数的质押者发放分红。</w:t>
       </w:r>
     </w:p>
     <w:p>
@@ -5150,7 +5537,7 @@
           <w:szCs w:val="22"/>
           <w:color w:val="1F1F1F"/>
         </w:rPr>
-        <w:t xml:space="preserve">74 个套件 / 538 项测试 / 0 失败</w:t>
+        <w:t xml:space="preserve">78+ 个套件 / 582 项测试 / 0 失败</w:t>
       </w:r>
       <w:r>
         <w:rPr>
@@ -9600,7 +9987,7 @@
                 <w:sz w:val="19"/>
                 <w:color w:val="1F1F1F"/>
               </w:rPr>
-              <w:t xml:space="preserve">10 亿枚固定总量，无预留，不可变逻辑指针</w:t>
+              <w:t xml:space="preserve">10 亿枚固定总量，无预留，不可变 BEP-20 实现指针</w:t>
             </w:r>
           </w:p>
         </w:tc>
@@ -9662,7 +10049,23 @@
                 <w:sz w:val="19"/>
                 <w:color w:val="1F1F1F"/>
               </w:rPr>
-              <w:t xml:space="preserve">毕业后流动性锁定交易对，提供累计价格源</w:t>
+              <w:t xml:space="preserve">毕业后流动性交易对 (</w:t>
+            </w:r>
+            <w:r>
+              <w:rPr>
+                <w:rFonts w:ascii="Menlo" w:hAnsi="Menlo"/>
+                <w:sz w:val="17"/>
+                <w:color w:val="1C2422"/>
+                <w:shd w:val="clear" w:color="auto" w:fill="F3F4F6"/>
+              </w:rPr>
+              <w:t xml:space="preserve">FATCAT/WBNB</w:t>
+            </w:r>
+            <w:r>
+              <w:rPr>
+                <w:sz w:val="19"/>
+                <w:color w:val="1F1F1F"/>
+              </w:rPr>
+              <w:t xml:space="preserve">)，提供累计价格累加器</w:t>
             </w:r>
           </w:p>
         </w:tc>
@@ -9680,7 +10083,7 @@
                 <w:szCs w:val="19"/>
                 <w:color w:val="1F1F1F"/>
               </w:rPr>
-              <w:t xml:space="preserve">动力学金库 (The Belly)</w:t>
+              <w:t xml:space="preserve">Flap 分账金库 (FatCatStakingVault)</w:t>
             </w:r>
           </w:p>
         </w:tc>
@@ -9724,7 +10127,7 @@
                 <w:sz w:val="19"/>
                 <w:color w:val="1F1F1F"/>
               </w:rPr>
-              <w:t xml:space="preserve">无特权一阶指数阻尼蓄水池，无清扫、无救援</w:t>
+              <w:t xml:space="preserve">Flap V3 税收路由器；增量结算包装为 WBNB，分流 5/36 至运营 Safe，31/36 注入 Belly</w:t>
             </w:r>
           </w:p>
         </w:tc>
@@ -9742,7 +10145,7 @@
                 <w:szCs w:val="19"/>
                 <w:color w:val="1F1F1F"/>
               </w:rPr>
-              <w:t xml:space="preserve">质押金库 (StakingVault)</w:t>
+              <w:t xml:space="preserve">Flap 分账工厂 (FatCatStakingVaultFactory)</w:t>
             </w:r>
           </w:p>
         </w:tc>
@@ -9786,7 +10189,7 @@
                 <w:sz w:val="19"/>
                 <w:color w:val="1F1F1F"/>
               </w:rPr>
-              <w:t xml:space="preserve">隔离质押仓位管理，赎回函数刻意绕过暂停</w:t>
+              <w:t xml:space="preserve">部署 Beacon 实例对接 Flap VaultPortal 系统的专属工厂</w:t>
             </w:r>
           </w:p>
         </w:tc>
@@ -9804,7 +10207,7 @@
                 <w:szCs w:val="19"/>
                 <w:color w:val="1F1F1F"/>
               </w:rPr>
-              <w:t xml:space="preserve">闭式资历账本 (SeniorityLedger)</w:t>
+              <w:t xml:space="preserve">动力学金库 (The Belly)</w:t>
             </w:r>
           </w:p>
         </w:tc>
@@ -9848,7 +10251,7 @@
                 <w:sz w:val="19"/>
                 <w:color w:val="1F1F1F"/>
               </w:rPr>
-              <w:t xml:space="preserve"/>
+              <w:t xml:space="preserve">指数阻尼蓄水池，窗口释放硬顶 </w:t>
             </w:r>
             <w:r>
               <w:rPr>
@@ -9856,14 +10259,14 @@
                 <w:sz w:val="19"/>
                 <w:color w:val="1C2422"/>
               </w:rPr>
-              <w:t xml:space="preserve">O(1)</w:t>
-            </w:r>
-            <w:r>
-              <w:rPr>
-                <w:sz w:val="19"/>
-                <w:color w:val="1F1F1F"/>
-              </w:rPr>
-              <w:t xml:space="preserve"> 闭式代数展开与 RAY 定标双前缀累加器</w:t>
+              <w:t xml:space="preserve">\le 16/168</w:t>
+            </w:r>
+            <w:r>
+              <w:rPr>
+                <w:sz w:val="19"/>
+                <w:color w:val="1F1F1F"/>
+              </w:rPr>
+              <w:t xml:space="preserve">，单次一次性 Spender 绑定</w:t>
             </w:r>
           </w:p>
         </w:tc>
@@ -9881,7 +10284,7 @@
                 <w:szCs w:val="19"/>
                 <w:color w:val="1F1F1F"/>
               </w:rPr>
-              <w:t xml:space="preserve">奖励资产注册表 (Registry)</w:t>
+              <w:t xml:space="preserve">质押金库 (StakingVault)</w:t>
             </w:r>
           </w:p>
         </w:tc>
@@ -9925,7 +10328,23 @@
                 <w:sz w:val="19"/>
                 <w:color w:val="1F1F1F"/>
               </w:rPr>
-              <w:t xml:space="preserve">MENU 资产白名单管理与 5% 观察期额度上限控制</w:t>
+              <w:t xml:space="preserve">隔离质押本金托管，100k 门槛，集成证书加成，</w:t>
+            </w:r>
+            <w:r>
+              <w:rPr>
+                <w:rFonts w:ascii="Menlo" w:hAnsi="Menlo"/>
+                <w:sz w:val="17"/>
+                <w:color w:val="1C2422"/>
+                <w:shd w:val="clear" w:color="auto" w:fill="F3F4F6"/>
+              </w:rPr>
+              <w:t xml:space="preserve">redeem()</w:t>
+            </w:r>
+            <w:r>
+              <w:rPr>
+                <w:sz w:val="19"/>
+                <w:color w:val="1F1F1F"/>
+              </w:rPr>
+              <w:t xml:space="preserve"> 绝不响应暂停</w:t>
             </w:r>
           </w:p>
         </w:tc>
@@ -9943,7 +10362,7 @@
                 <w:szCs w:val="19"/>
                 <w:color w:val="1F1F1F"/>
               </w:rPr>
-              <w:t xml:space="preserve">执行路由器 (ExecutionRouter)</w:t>
+              <w:t xml:space="preserve">闭式资历账本 (SeniorityLedger)</w:t>
             </w:r>
           </w:p>
         </w:tc>
@@ -9987,7 +10406,22 @@
                 <w:sz w:val="19"/>
                 <w:color w:val="1F1F1F"/>
               </w:rPr>
-              <w:t xml:space="preserve">延迟一次性激活，防夹滑点保护市价批量兑换</w:t>
+              <w:t xml:space="preserve"/>
+            </w:r>
+            <w:r>
+              <w:rPr>
+                <w:i/>
+                <w:sz w:val="19"/>
+                <w:color w:val="1C2422"/>
+              </w:rPr>
+              <w:t xml:space="preserve">O(1)</w:t>
+            </w:r>
+            <w:r>
+              <w:rPr>
+                <w:sz w:val="19"/>
+                <w:color w:val="1F1F1F"/>
+              </w:rPr>
+              <w:t xml:space="preserve"> 闭式标量代数展开，22 槽位环形缓冲区，RAY 定标双前缀累加器</w:t>
             </w:r>
           </w:p>
         </w:tc>
@@ -10005,7 +10439,7 @@
                 <w:szCs w:val="19"/>
                 <w:color w:val="1F1F1F"/>
               </w:rPr>
-              <w:t xml:space="preserve">奖励分发器 (RewardDistributor)</w:t>
+              <w:t xml:space="preserve">时钟控制器 (LaunchIntervalController)</w:t>
             </w:r>
           </w:p>
         </w:tc>
@@ -10049,7 +10483,22 @@
                 <w:sz w:val="19"/>
                 <w:color w:val="1F1F1F"/>
               </w:rPr>
-              <w:t xml:space="preserve">双重负债独立核算，严格向下取整超额储备保障</w:t>
+              <w:t xml:space="preserve">生产时钟驱动引擎（</w:t>
+            </w:r>
+            <w:r>
+              <w:rPr>
+                <w:i/>
+                <w:sz w:val="19"/>
+                <w:color w:val="1C2422"/>
+              </w:rPr>
+              <w:t xml:space="preserve">\ge 8</w:t>
+            </w:r>
+            <w:r>
+              <w:rPr>
+                <w:sz w:val="19"/>
+                <w:color w:val="1F1F1F"/>
+              </w:rPr>
+              <w:t xml:space="preserve"> 小时间隔），内嵌 7 天物理绝对冷启动蓄水窗口</w:t>
             </w:r>
           </w:p>
         </w:tc>
@@ -10067,7 +10516,7 @@
                 <w:szCs w:val="19"/>
                 <w:color w:val="1F1F1F"/>
               </w:rPr>
-              <w:t xml:space="preserve">资历证书 (SeniorityCertificate ERC-721)</w:t>
+              <w:t xml:space="preserve">创世奖励注册表 (InitialRewardAssetRegistry)</w:t>
             </w:r>
           </w:p>
         </w:tc>
@@ -10111,7 +10560,7 @@
                 <w:sz w:val="19"/>
                 <w:color w:val="1F1F1F"/>
               </w:rPr>
-              <w:t xml:space="preserve">后续规划模块；退出仓位时可销毁 FATCAT 铸造，印刻资历阶梯，全链上 SVG 渲染</w:t>
+              <w:t xml:space="preserve">生产 MENU 白名单注册表，创世菜单签署豁免 5% 观察期额度上限</w:t>
             </w:r>
           </w:p>
         </w:tc>
@@ -10129,7 +10578,7 @@
                 <w:szCs w:val="19"/>
                 <w:color w:val="1F1F1F"/>
               </w:rPr>
-              <w:t xml:space="preserve">TWAP 预言机 (PancakeV2TwapOracle)</w:t>
+              <w:t xml:space="preserve">执行路由器 (ExecutionRouter)</w:t>
             </w:r>
           </w:p>
         </w:tc>
@@ -10173,7 +10622,441 @@
                 <w:sz w:val="19"/>
                 <w:color w:val="1F1F1F"/>
               </w:rPr>
-              <w:t xml:space="preserve">读取 V2 Pair 价格累加器计算时间加权均价</w:t>
+              <w:t xml:space="preserve">永久单次绑定路由器，TWAP 防夹滑点保护市价批量兑换与回退兜底</w:t>
+            </w:r>
+          </w:p>
+        </w:tc>
+      </w:tr>
+      <w:tr>
+        <w:tc>
+          <w:p>
+            <w:pPr>
+              <w:spacing w:before="40" w:after="40"/>
+            </w:pPr>
+            <w:r>
+              <w:rPr>
+                <w:b/>
+                <w:sz w:val="19"/>
+                <w:szCs w:val="19"/>
+                <w:color w:val="1F1F1F"/>
+              </w:rPr>
+              <w:t xml:space="preserve">奖励分发器 (RewardDistributor)</w:t>
+            </w:r>
+          </w:p>
+        </w:tc>
+        <w:tc>
+          <w:p>
+            <w:pPr>
+              <w:spacing w:before="40" w:after="40"/>
+            </w:pPr>
+            <w:r>
+              <w:rPr>
+                <w:sz w:val="19"/>
+                <w:color w:val="1F1F1F"/>
+              </w:rPr>
+              <w:t xml:space="preserve">BNB Chain 主网</w:t>
+            </w:r>
+          </w:p>
+        </w:tc>
+        <w:tc>
+          <w:p>
+            <w:pPr>
+              <w:spacing w:before="40" w:after="40"/>
+            </w:pPr>
+            <w:r>
+              <w:rPr>
+                <w:rFonts w:ascii="Menlo" w:hAnsi="Menlo"/>
+                <w:sz w:val="17"/>
+                <w:color w:val="1C2422"/>
+                <w:shd w:val="clear" w:color="auto" w:fill="F3F4F6"/>
+              </w:rPr>
+              <w:t xml:space="preserve">0x... (待部署回填)</w:t>
+            </w:r>
+          </w:p>
+        </w:tc>
+        <w:tc>
+          <w:p>
+            <w:pPr>
+              <w:spacing w:before="40" w:after="40"/>
+            </w:pPr>
+            <w:r>
+              <w:rPr>
+                <w:sz w:val="19"/>
+                <w:color w:val="1F1F1F"/>
+              </w:rPr>
+              <w:t xml:space="preserve">双重负债独立核算，严格向下取整超额储备保障定理</w:t>
+            </w:r>
+          </w:p>
+        </w:tc>
+      </w:tr>
+      <w:tr>
+        <w:tc>
+          <w:p>
+            <w:pPr>
+              <w:spacing w:before="40" w:after="40"/>
+            </w:pPr>
+            <w:r>
+              <w:rPr>
+                <w:b/>
+                <w:sz w:val="19"/>
+                <w:szCs w:val="19"/>
+                <w:color w:val="1F1F1F"/>
+              </w:rPr>
+              <w:t xml:space="preserve">资历证书 (SeniorityCertificate ERC-721)</w:t>
+            </w:r>
+          </w:p>
+        </w:tc>
+        <w:tc>
+          <w:p>
+            <w:pPr>
+              <w:spacing w:before="40" w:after="40"/>
+            </w:pPr>
+            <w:r>
+              <w:rPr>
+                <w:sz w:val="19"/>
+                <w:color w:val="1F1F1F"/>
+              </w:rPr>
+              <w:t xml:space="preserve">BNB Chain 主网</w:t>
+            </w:r>
+          </w:p>
+        </w:tc>
+        <w:tc>
+          <w:p>
+            <w:pPr>
+              <w:spacing w:before="40" w:after="40"/>
+            </w:pPr>
+            <w:r>
+              <w:rPr>
+                <w:rFonts w:ascii="Menlo" w:hAnsi="Menlo"/>
+                <w:sz w:val="17"/>
+                <w:color w:val="1C2422"/>
+                <w:shd w:val="clear" w:color="auto" w:fill="F3F4F6"/>
+              </w:rPr>
+              <w:t xml:space="preserve">0x... (待部署回填)</w:t>
+            </w:r>
+          </w:p>
+        </w:tc>
+        <w:tc>
+          <w:p>
+            <w:pPr>
+              <w:spacing w:before="40" w:after="40"/>
+            </w:pPr>
+            <w:r>
+              <w:rPr>
+                <w:sz w:val="19"/>
+                <w:color w:val="1F1F1F"/>
+              </w:rPr>
+              <w:t xml:space="preserve">创世退出凭证；硬编码销毁 100k FATCAT 铸造，10k 硬顶，部署后 21 天解锁铸造，全链上 SVG</w:t>
+            </w:r>
+          </w:p>
+        </w:tc>
+      </w:tr>
+      <w:tr>
+        <w:tc>
+          <w:p>
+            <w:pPr>
+              <w:spacing w:before="40" w:after="40"/>
+            </w:pPr>
+            <w:r>
+              <w:rPr>
+                <w:b/>
+                <w:sz w:val="19"/>
+                <w:szCs w:val="19"/>
+                <w:color w:val="1F1F1F"/>
+              </w:rPr>
+              <w:t xml:space="preserve">证书渲染器 (SeniorityCertificateRenderer)</w:t>
+            </w:r>
+          </w:p>
+        </w:tc>
+        <w:tc>
+          <w:p>
+            <w:pPr>
+              <w:spacing w:before="40" w:after="40"/>
+            </w:pPr>
+            <w:r>
+              <w:rPr>
+                <w:sz w:val="19"/>
+                <w:color w:val="1F1F1F"/>
+              </w:rPr>
+              <w:t xml:space="preserve">BNB Chain 主网</w:t>
+            </w:r>
+          </w:p>
+        </w:tc>
+        <w:tc>
+          <w:p>
+            <w:pPr>
+              <w:spacing w:before="40" w:after="40"/>
+            </w:pPr>
+            <w:r>
+              <w:rPr>
+                <w:rFonts w:ascii="Menlo" w:hAnsi="Menlo"/>
+                <w:sz w:val="17"/>
+                <w:color w:val="1C2422"/>
+                <w:shd w:val="clear" w:color="auto" w:fill="F3F4F6"/>
+              </w:rPr>
+              <w:t xml:space="preserve">0x... (待部署回填)</w:t>
+            </w:r>
+          </w:p>
+        </w:tc>
+        <w:tc>
+          <w:p>
+            <w:pPr>
+              <w:spacing w:before="40" w:after="40"/>
+            </w:pPr>
+            <w:r>
+              <w:rPr>
+                <w:sz w:val="19"/>
+                <w:color w:val="1F1F1F"/>
+              </w:rPr>
+              <w:t xml:space="preserve">纯链上 SVG 动态生成器，实时计算排版矢量图形元数据</w:t>
+            </w:r>
+          </w:p>
+        </w:tc>
+      </w:tr>
+      <w:tr>
+        <w:tc>
+          <w:p>
+            <w:pPr>
+              <w:spacing w:before="40" w:after="40"/>
+            </w:pPr>
+            <w:r>
+              <w:rPr>
+                <w:b/>
+                <w:sz w:val="19"/>
+                <w:szCs w:val="19"/>
+                <w:color w:val="1F1F1F"/>
+              </w:rPr>
+              <w:t xml:space="preserve">证书数据存储 (CertificateData)</w:t>
+            </w:r>
+          </w:p>
+        </w:tc>
+        <w:tc>
+          <w:p>
+            <w:pPr>
+              <w:spacing w:before="40" w:after="40"/>
+            </w:pPr>
+            <w:r>
+              <w:rPr>
+                <w:sz w:val="19"/>
+                <w:color w:val="1F1F1F"/>
+              </w:rPr>
+              <w:t xml:space="preserve">BNB Chain 主网</w:t>
+            </w:r>
+          </w:p>
+        </w:tc>
+        <w:tc>
+          <w:p>
+            <w:pPr>
+              <w:spacing w:before="40" w:after="40"/>
+            </w:pPr>
+            <w:r>
+              <w:rPr>
+                <w:rFonts w:ascii="Menlo" w:hAnsi="Menlo"/>
+                <w:sz w:val="17"/>
+                <w:color w:val="1C2422"/>
+                <w:shd w:val="clear" w:color="auto" w:fill="F3F4F6"/>
+              </w:rPr>
+              <w:t xml:space="preserve">0x... (待部署回填)</w:t>
+            </w:r>
+          </w:p>
+        </w:tc>
+        <w:tc>
+          <w:p>
+            <w:pPr>
+              <w:spacing w:before="40" w:after="40"/>
+            </w:pPr>
+            <w:r>
+              <w:rPr>
+                <w:sz w:val="19"/>
+                <w:color w:val="1F1F1F"/>
+              </w:rPr>
+              <w:t xml:space="preserve">纯字节码存储容器，内置压缩矢量字体与美术资源包</w:t>
+            </w:r>
+          </w:p>
+        </w:tc>
+      </w:tr>
+      <w:tr>
+        <w:tc>
+          <w:p>
+            <w:pPr>
+              <w:spacing w:before="40" w:after="40"/>
+            </w:pPr>
+            <w:r>
+              <w:rPr>
+                <w:b/>
+                <w:sz w:val="19"/>
+                <w:szCs w:val="19"/>
+                <w:color w:val="1F1F1F"/>
+              </w:rPr>
+              <w:t xml:space="preserve">V2 TWAP 预言机 (PancakeV2TwapOracle)</w:t>
+            </w:r>
+          </w:p>
+        </w:tc>
+        <w:tc>
+          <w:p>
+            <w:pPr>
+              <w:spacing w:before="40" w:after="40"/>
+            </w:pPr>
+            <w:r>
+              <w:rPr>
+                <w:sz w:val="19"/>
+                <w:color w:val="1F1F1F"/>
+              </w:rPr>
+              <w:t xml:space="preserve">BNB Chain 主网</w:t>
+            </w:r>
+          </w:p>
+        </w:tc>
+        <w:tc>
+          <w:p>
+            <w:pPr>
+              <w:spacing w:before="40" w:after="40"/>
+            </w:pPr>
+            <w:r>
+              <w:rPr>
+                <w:rFonts w:ascii="Menlo" w:hAnsi="Menlo"/>
+                <w:sz w:val="17"/>
+                <w:color w:val="1C2422"/>
+                <w:shd w:val="clear" w:color="auto" w:fill="F3F4F6"/>
+              </w:rPr>
+              <w:t xml:space="preserve">0x... (待部署回填)</w:t>
+            </w:r>
+          </w:p>
+        </w:tc>
+        <w:tc>
+          <w:p>
+            <w:pPr>
+              <w:spacing w:before="40" w:after="40"/>
+            </w:pPr>
+            <w:r>
+              <w:rPr>
+                <w:sz w:val="19"/>
+                <w:color w:val="1F1F1F"/>
+              </w:rPr>
+              <w:t xml:space="preserve">读取 V2 Pair 价格累加器计算时间加权均价保护滑点</w:t>
+            </w:r>
+          </w:p>
+        </w:tc>
+      </w:tr>
+      <w:tr>
+        <w:tc>
+          <w:p>
+            <w:pPr>
+              <w:spacing w:before="40" w:after="40"/>
+            </w:pPr>
+            <w:r>
+              <w:rPr>
+                <w:b/>
+                <w:sz w:val="19"/>
+                <w:szCs w:val="19"/>
+                <w:color w:val="1F1F1F"/>
+              </w:rPr>
+              <w:t xml:space="preserve">V3 路由适配器 (PancakeV3Adapter)</w:t>
+            </w:r>
+          </w:p>
+        </w:tc>
+        <w:tc>
+          <w:p>
+            <w:pPr>
+              <w:spacing w:before="40" w:after="40"/>
+            </w:pPr>
+            <w:r>
+              <w:rPr>
+                <w:sz w:val="19"/>
+                <w:color w:val="1F1F1F"/>
+              </w:rPr>
+              <w:t xml:space="preserve">BNB Chain 主网</w:t>
+            </w:r>
+          </w:p>
+        </w:tc>
+        <w:tc>
+          <w:p>
+            <w:pPr>
+              <w:spacing w:before="40" w:after="40"/>
+            </w:pPr>
+            <w:r>
+              <w:rPr>
+                <w:rFonts w:ascii="Menlo" w:hAnsi="Menlo"/>
+                <w:sz w:val="17"/>
+                <w:color w:val="1C2422"/>
+                <w:shd w:val="clear" w:color="auto" w:fill="F3F4F6"/>
+              </w:rPr>
+              <w:t xml:space="preserve">0x... (待部署回填)</w:t>
+            </w:r>
+          </w:p>
+        </w:tc>
+        <w:tc>
+          <w:p>
+            <w:pPr>
+              <w:spacing w:before="40" w:after="40"/>
+            </w:pPr>
+            <w:r>
+              <w:rPr>
+                <w:sz w:val="19"/>
+                <w:color w:val="1F1F1F"/>
+              </w:rPr>
+              <w:t xml:space="preserve">生产级执行适配器，支持跨 PancakeSwap V3 多跳流动性池市价兑换</w:t>
+            </w:r>
+          </w:p>
+        </w:tc>
+      </w:tr>
+      <w:tr>
+        <w:tc>
+          <w:p>
+            <w:pPr>
+              <w:spacing w:before="40" w:after="40"/>
+            </w:pPr>
+            <w:r>
+              <w:rPr>
+                <w:b/>
+                <w:sz w:val="19"/>
+                <w:szCs w:val="19"/>
+                <w:color w:val="1F1F1F"/>
+              </w:rPr>
+              <w:t xml:space="preserve">V3 两跳 TWAP 预言机 (PancakeV3TwoHopTwapOracle)</w:t>
+            </w:r>
+          </w:p>
+        </w:tc>
+        <w:tc>
+          <w:p>
+            <w:pPr>
+              <w:spacing w:before="40" w:after="40"/>
+            </w:pPr>
+            <w:r>
+              <w:rPr>
+                <w:sz w:val="19"/>
+                <w:color w:val="1F1F1F"/>
+              </w:rPr>
+              <w:t xml:space="preserve">BNB Chain 主网</w:t>
+            </w:r>
+          </w:p>
+        </w:tc>
+        <w:tc>
+          <w:p>
+            <w:pPr>
+              <w:spacing w:before="40" w:after="40"/>
+            </w:pPr>
+            <w:r>
+              <w:rPr>
+                <w:rFonts w:ascii="Menlo" w:hAnsi="Menlo"/>
+                <w:sz w:val="17"/>
+                <w:color w:val="1C2422"/>
+                <w:shd w:val="clear" w:color="auto" w:fill="F3F4F6"/>
+              </w:rPr>
+              <w:t xml:space="preserve">0x... (待部署回填)</w:t>
+            </w:r>
+          </w:p>
+        </w:tc>
+        <w:tc>
+          <w:p>
+            <w:pPr>
+              <w:spacing w:before="40" w:after="40"/>
+            </w:pPr>
+            <w:r>
+              <w:rPr>
+                <w:sz w:val="19"/>
+                <w:color w:val="1F1F1F"/>
+              </w:rPr>
+              <w:t xml:space="preserve">两跳 V3 TWAP 预言机 (WBNB -&gt; USDT -&gt; bStock) 计算美股代币均价</w:t>
             </w:r>
           </w:p>
         </w:tc>
@@ -10222,7 +11105,7 @@
           <w:szCs w:val="21"/>
           <w:color w:val="1F1F1F"/>
         </w:rPr>
-        <w:t xml:space="preserve">官方安全应急联络邮箱</w:t>
+        <w:t xml:space="preserve">官方安全通报通道</w:t>
       </w:r>
       <w:r>
         <w:rPr>
@@ -10235,12 +11118,25 @@
     <w:p>
       <w:r>
         <w:rPr>
-          <w:rFonts w:ascii="Menlo" w:hAnsi="Menlo"/>
-          <w:sz w:val="20"/>
-          <w:color w:val="1C2422"/>
-          <w:shd w:val="clear" w:color="auto" w:fill="F3F4F6"/>
-        </w:rPr>
-        <w:t xml:space="preserve">security@thefatcat.fun</w:t>
+          <w:sz w:val="22"/>
+          <w:color w:val="1F1F1F"/>
+        </w:rPr>
+        <w:t xml:space="preserve">请通过 </w:t>
+      </w:r>
+      <w:r>
+        <w:rPr>
+          <w:sz w:val="22"/>
+          <w:color w:val="0F5C46"/>
+          <w:u w:val="single"/>
+        </w:rPr>
+        <w:t xml:space="preserve">GitHub 私密安全通报通道</w:t>
+      </w:r>
+      <w:r>
+        <w:rPr>
+          <w:sz w:val="22"/>
+          <w:color w:val="1F1F1F"/>
+        </w:rPr>
+        <w:t xml:space="preserve"> 提交漏洞详情。</w:t>
       </w:r>
     </w:p>
     <w:p>
@@ -10277,7 +11173,7 @@
           <w:sz w:val="22"/>
           <w:color w:val="1F1F1F"/>
         </w:rPr>
-        <w:t xml:space="preserve">在提交涉及资金安全、逻辑漏洞或越权风险的脆弱性报告时，请使用官方 PGP 密钥对漏洞详情进行加密投递（PGP 密钥指纹将于主网部署时在官方 GitHub 与官网安全板块公布）。</w:t>
+        <w:t xml:space="preserve">在提交涉及资金安全、逻辑漏洞或越权风险的敏感技术细节时，亦可使用官方 PGP 密钥进行加密投递（PGP 密钥指纹将于主网部署时在官方 GitHub 与官网安全板块公布）。</w:t>
       </w:r>
     </w:p>
     <w:p>
@@ -10298,7 +11194,7 @@
           <w:szCs w:val="21"/>
           <w:color w:val="1F1F1F"/>
         </w:rPr>
-        <w:t xml:space="preserve">响应与确认时效承诺</w:t>
+        <w:t xml:space="preserve">查阅与反馈机制</w:t>
       </w:r>
       <w:r>
         <w:rPr>
@@ -10325,41 +11221,14 @@
           <w:szCs w:val="21"/>
           <w:color w:val="1F1F1F"/>
         </w:rPr>
-        <w:t xml:space="preserve">24 小时响应</w:t>
-      </w:r>
-      <w:r>
-        <w:rPr>
-          <w:sz w:val="21"/>
-          <w:color w:val="1F1F1F"/>
-        </w:rPr>
-        <w:t xml:space="preserve">：安全团队承诺在收到漏洞报告后 24 小时内完成接收确认并启动本地环境复现；</w:t>
-      </w:r>
-    </w:p>
-    <w:p>
-      <w:pPr>
-        <w:pStyle w:val="ListBullet"/>
-      </w:pPr>
-      <w:r>
-        <w:rPr>
-          <w:color w:val="0F5C46"/>
-        </w:rPr>
-        <w:t xml:space="preserve">•  </w:t>
-      </w:r>
-      <w:r>
-        <w:rPr>
-          <w:b/>
-          <w:sz w:val="21"/>
-          <w:szCs w:val="21"/>
-          <w:color w:val="1F1F1F"/>
-        </w:rPr>
-        <w:t xml:space="preserve">48 小时定级</w:t>
-      </w:r>
-      <w:r>
-        <w:rPr>
-          <w:sz w:val="21"/>
-          <w:color w:val="1F1F1F"/>
-        </w:rPr>
-        <w:t xml:space="preserve">：48 小时内给出初步脆弱性等级评估与应急处置协同方案；</w:t>
+        <w:t xml:space="preserve">定期查阅与快速反馈</w:t>
+      </w:r>
+      <w:r>
+        <w:rPr>
+          <w:sz w:val="21"/>
+          <w:color w:val="1F1F1F"/>
+        </w:rPr>
+        <w:t xml:space="preserve">：安全团队将定期查阅提报的漏洞报告，并在核实后快速向报告者提供进度反馈；</w:t>
       </w:r>
     </w:p>
     <w:p>

--- a/assets/whitepaper/TheFatCat_Whitepaper_v1.0_ZH.docx
+++ b/assets/whitepaper/TheFatCat_Whitepaper_v1.0_ZH.docx
@@ -29,7 +29,7 @@
           <w:szCs w:val="19"/>
           <w:color w:val="4B5563"/>
         </w:rPr>
-        <w:t xml:space="preserve">版本：1.0 正式发布版 (Official Release) | 日期：2026-09-15</w:t>
+        <w:t xml:space="preserve">版本：1.0 正式发布版 (Official Release) | 日期：2026-09-20</w:t>
       </w:r>
     </w:p>
     <w:p>
@@ -40,7 +40,7 @@
           <w:szCs w:val="22"/>
           <w:color w:val="1F1F1F"/>
         </w:rPr>
-        <w:t xml:space="preserve">基于项目计划 v0.5，并对照当前合约源码与发布配置核验。凡属分析模型的公式均明确列出成立条件。普通生产路径不含资历预置；当前工作树中明确标记为不可部署的 `stakeWithHead` 实验不属于本规格，发布构建不得携带该入口。本文档不包含任何预期投资回报率或收益率承诺。</w:t>
+        <w:t xml:space="preserve">基于项目计划 v0.5，并对照当前合约源码与发布配置核验。凡属分析模型的公式均明确列出成立条件。普通生产路径默认从资历阶梯第 1 级起步爬坡；持有经链上验证的资历凭据（Seniority Certificate）开仓时，可通过专属入口 `stakeWithCertificate` 继承凭据所载的起始倍数（对应底层 `openWithHead`，提前量 $\text{head} = \text{multiplier} - 1 \in [0, 21]$）。本文档不包含任何预期投资回报率或收益率承诺。</w:t>
       </w:r>
     </w:p>
     <w:p>
@@ -117,7 +117,7 @@
           <w:sz w:val="21"/>
           <w:color w:val="1F1F1F"/>
         </w:rPr>
-        <w:t xml:space="preserve">，其零流入理想模型的半衰期为 4.735 天；</w:t>
+        <w:t xml:space="preserve">，其零流入理想模型的半衰期为 4.736 天；</w:t>
       </w:r>
     </w:p>
     <w:p>
@@ -799,7 +799,7 @@
           <w:sz w:val="22"/>
           <w:color w:val="1C2422"/>
         </w:rPr>
-        <w:t xml:space="preserve">t_{1/2} = k_{1/2} \times 8 \text{ 小时} \approx 113.65 \text{ 小时} \approx 4.735 \text{ 天}</w:t>
+        <w:t xml:space="preserve">t_{1/2} = k_{1/2} \times 8 \text{ 小时} \approx 113.654 \text{ 小时} \approx 4.736 \text{ 天}</w:t>
       </w:r>
     </w:p>
     <w:p>
@@ -1668,7 +1668,7 @@
           <w:sz w:val="22"/>
           <w:color w:val="1C2422"/>
         </w:rPr>
-        <w:t xml:space="preserve">\text{Position}_i = \{ \text{owner}, \text{principal}, \text{diet}, \text{activeFrom}, \text{endInterval} \}</w:t>
+        <w:t xml:space="preserve">\text{Position}_i = \{ \text{owner}, \text{principal}, \text{diet}, \text{activeFrom}, \text{effectiveFrom}, \text{endInterval} \}</w:t>
       </w:r>
     </w:p>
     <w:p>
@@ -1734,7 +1734,7 @@
           <w:sz w:val="22"/>
           <w:color w:val="1F1F1F"/>
         </w:rPr>
-        <w:t xml:space="preserve"> 与 </w:t>
+        <w:t xml:space="preserve">、</w:t>
       </w:r>
       <w:r>
         <w:rPr>
@@ -1743,6 +1743,22 @@
           <w:color w:val="1C2422"/>
           <w:shd w:val="clear" w:color="auto" w:fill="F3F4F6"/>
         </w:rPr>
+        <w:t xml:space="preserve">effectiveFrom</w:t>
+      </w:r>
+      <w:r>
+        <w:rPr>
+          <w:sz w:val="22"/>
+          <w:color w:val="1F1F1F"/>
+        </w:rPr>
+        <w:t xml:space="preserve"> 与 </w:t>
+      </w:r>
+      <w:r>
+        <w:rPr>
+          <w:rFonts w:ascii="Menlo" w:hAnsi="Menlo"/>
+          <w:sz w:val="20"/>
+          <w:color w:val="1C2422"/>
+          <w:shd w:val="clear" w:color="auto" w:fill="F3F4F6"/>
+        </w:rPr>
         <w:t xml:space="preserve">endInterval</w:t>
       </w:r>
       <w:r>
@@ -1834,7 +1850,110 @@
           <w:sz w:val="21"/>
           <w:color w:val="1F1F1F"/>
         </w:rPr>
-        <w:t xml:space="preserve">，直接摧毁任何闪电贷借币质押并于同一区块分红跑路的攻击面。</w:t>
+        <w:t xml:space="preserve">，直接摧毁任何闪电贷借币质押并于同一区块分红跑路的攻击面；</w:t>
+      </w:r>
+    </w:p>
+    <w:p>
+      <w:pPr>
+        <w:pStyle w:val="ListBullet"/>
+      </w:pPr>
+      <w:r>
+        <w:rPr>
+          <w:color w:val="0F5C46"/>
+        </w:rPr>
+        <w:t xml:space="preserve">•  </w:t>
+      </w:r>
+      <w:r>
+        <w:rPr>
+          <w:b/>
+          <w:sz w:val="21"/>
+          <w:szCs w:val="21"/>
+          <w:color w:val="1F1F1F"/>
+        </w:rPr>
+        <w:t xml:space="preserve">起始资历映射（Effective Activation）</w:t>
+      </w:r>
+      <w:r>
+        <w:rPr>
+          <w:sz w:val="21"/>
+          <w:color w:val="1F1F1F"/>
+        </w:rPr>
+        <w:t xml:space="preserve">：对于常规新开仓位，</w:t>
+      </w:r>
+      <w:r>
+        <w:rPr>
+          <w:i/>
+          <w:sz w:val="21"/>
+          <w:color w:val="1C2422"/>
+        </w:rPr>
+        <w:t xml:space="preserve">\text{effectiveFrom} = \text{activeFrom}</w:t>
+      </w:r>
+      <w:r>
+        <w:rPr>
+          <w:sz w:val="21"/>
+          <w:color w:val="1F1F1F"/>
+        </w:rPr>
+        <w:t xml:space="preserve">；对于持有资历凭据开仓的仓位（通过 </w:t>
+      </w:r>
+      <w:r>
+        <w:rPr>
+          <w:rFonts w:ascii="Menlo" w:hAnsi="Menlo"/>
+          <w:sz w:val="19"/>
+          <w:color w:val="1C2422"/>
+          <w:shd w:val="clear" w:color="auto" w:fill="F3F4F6"/>
+        </w:rPr>
+        <w:t xml:space="preserve">stakeWithCertificate</w:t>
+      </w:r>
+      <w:r>
+        <w:rPr>
+          <w:sz w:val="21"/>
+          <w:color w:val="1F1F1F"/>
+        </w:rPr>
+        <w:t xml:space="preserve"> 入口），设凭据乘数为 </w:t>
+      </w:r>
+      <w:r>
+        <w:rPr>
+          <w:i/>
+          <w:sz w:val="21"/>
+          <w:color w:val="1C2422"/>
+        </w:rPr>
+        <w:t xml:space="preserve">\text{multiplier} \in [1, 22]</w:t>
+      </w:r>
+      <w:r>
+        <w:rPr>
+          <w:sz w:val="21"/>
+          <w:color w:val="1F1F1F"/>
+        </w:rPr>
+        <w:t xml:space="preserve">，其提前量为 </w:t>
+      </w:r>
+      <w:r>
+        <w:rPr>
+          <w:i/>
+          <w:sz w:val="21"/>
+          <w:color w:val="1C2422"/>
+        </w:rPr>
+        <w:t xml:space="preserve">\text{head} = \text{multiplier} - 1 \in [0, 21]</w:t>
+      </w:r>
+      <w:r>
+        <w:rPr>
+          <w:sz w:val="21"/>
+          <w:color w:val="1F1F1F"/>
+        </w:rPr>
+        <w:t xml:space="preserve">，合约设定 </w:t>
+      </w:r>
+      <w:r>
+        <w:rPr>
+          <w:i/>
+          <w:sz w:val="21"/>
+          <w:color w:val="1C2422"/>
+        </w:rPr>
+        <w:t xml:space="preserve">\text{effectiveFrom} = \text{activeFrom} - \text{head}</w:t>
+      </w:r>
+      <w:r>
+        <w:rPr>
+          <w:sz w:val="21"/>
+          <w:color w:val="1F1F1F"/>
+        </w:rPr>
+        <w:t xml:space="preserve">。</w:t>
       </w:r>
     </w:p>
     <w:p>
@@ -1889,7 +2008,67 @@
           <w:sz w:val="22"/>
           <w:color w:val="1F1F1F"/>
         </w:rPr>
-        <w:t xml:space="preserve">。资历系数从 1 开始，每完成一个活跃协议周期（单周期最短为 8 小时）自增 1，在完成 21 个周期后封顶于 22：</w:t>
+        <w:t xml:space="preserve">。在仓位尚未达到生效区间时（</w:t>
+      </w:r>
+      <w:r>
+        <w:rPr>
+          <w:i/>
+          <w:sz w:val="22"/>
+          <w:color w:val="1C2422"/>
+        </w:rPr>
+        <w:t xml:space="preserve">m &lt; \text{activeFrom}_i</w:t>
+      </w:r>
+      <w:r>
+        <w:rPr>
+          <w:sz w:val="22"/>
+          <w:color w:val="1F1F1F"/>
+        </w:rPr>
+        <w:t xml:space="preserve">），资历系数严格为 0；到达生效区间后（</w:t>
+      </w:r>
+      <w:r>
+        <w:rPr>
+          <w:i/>
+          <w:sz w:val="22"/>
+          <w:color w:val="1C2422"/>
+        </w:rPr>
+        <w:t xml:space="preserve">m \ge \text{activeFrom}_i</w:t>
+      </w:r>
+      <w:r>
+        <w:rPr>
+          <w:sz w:val="22"/>
+          <w:color w:val="1F1F1F"/>
+        </w:rPr>
+        <w:t xml:space="preserve"> 且 </w:t>
+      </w:r>
+      <w:r>
+        <w:rPr>
+          <w:i/>
+          <w:sz w:val="22"/>
+          <w:color w:val="1C2422"/>
+        </w:rPr>
+        <w:t xml:space="preserve">m &lt; \text{endInterval}_i</w:t>
+      </w:r>
+      <w:r>
+        <w:rPr>
+          <w:sz w:val="22"/>
+          <w:color w:val="1F1F1F"/>
+        </w:rPr>
+        <w:t xml:space="preserve">），资历系数由距虚拟激活区间 </w:t>
+      </w:r>
+      <w:r>
+        <w:rPr>
+          <w:i/>
+          <w:sz w:val="22"/>
+          <w:color w:val="1C2422"/>
+        </w:rPr>
+        <w:t xml:space="preserve">\text{effectiveFrom}_i</w:t>
+      </w:r>
+      <w:r>
+        <w:rPr>
+          <w:sz w:val="22"/>
+          <w:color w:val="1F1F1F"/>
+        </w:rPr>
+        <w:t xml:space="preserve"> 所跨越的周期决定，并封顶于 22：</w:t>
       </w:r>
     </w:p>
     <w:p>
@@ -1902,7 +2081,91 @@
           <w:sz w:val="22"/>
           <w:color w:val="1C2422"/>
         </w:rPr>
-        <w:t xml:space="preserve">c_i(m) = 1 + \min(m - j_i, 21), \quad \text{其中 } j_i = \text{activeFrom}_i，m\ge j_i</w:t>
+        <w:t xml:space="preserve">c_i(m) = \begin{cases} 0, &amp; m &lt; \text{activeFrom}_i \\ 1 + \min(m - \text{effectiveFrom}_i, 21), &amp; m \ge \text{activeFrom}_i \text{ 且 } m &lt; \text{endInterval}_i \end{cases}</w:t>
+      </w:r>
+    </w:p>
+    <w:p>
+      <w:r>
+        <w:rPr>
+          <w:sz w:val="22"/>
+          <w:color w:val="1F1F1F"/>
+        </w:rPr>
+        <w:t xml:space="preserve">对于常规仓位（</w:t>
+      </w:r>
+      <w:r>
+        <w:rPr>
+          <w:i/>
+          <w:sz w:val="22"/>
+          <w:color w:val="1C2422"/>
+        </w:rPr>
+        <w:t xml:space="preserve">\text{effectiveFrom}_i = \text{activeFrom}_i</w:t>
+      </w:r>
+      <w:r>
+        <w:rPr>
+          <w:sz w:val="22"/>
+          <w:color w:val="1F1F1F"/>
+        </w:rPr>
+        <w:t xml:space="preserve">），首个生效周期 </w:t>
+      </w:r>
+      <w:r>
+        <w:rPr>
+          <w:i/>
+          <w:sz w:val="22"/>
+          <w:color w:val="1C2422"/>
+        </w:rPr>
+        <w:t xml:space="preserve">m = \text{activeFrom}_i</w:t>
+      </w:r>
+      <w:r>
+        <w:rPr>
+          <w:sz w:val="22"/>
+          <w:color w:val="1F1F1F"/>
+        </w:rPr>
+        <w:t xml:space="preserve"> 的系数为 </w:t>
+      </w:r>
+      <w:r>
+        <w:rPr>
+          <w:i/>
+          <w:sz w:val="22"/>
+          <w:color w:val="1C2422"/>
+        </w:rPr>
+        <w:t xml:space="preserve">1 + 0 = 1</w:t>
+      </w:r>
+      <w:r>
+        <w:rPr>
+          <w:sz w:val="22"/>
+          <w:color w:val="1F1F1F"/>
+        </w:rPr>
+        <w:t xml:space="preserve">；对于凭据提前量为 </w:t>
+      </w:r>
+      <w:r>
+        <w:rPr>
+          <w:i/>
+          <w:sz w:val="22"/>
+          <w:color w:val="1C2422"/>
+        </w:rPr>
+        <w:t xml:space="preserve">\text{head}_i = 21</w:t>
+      </w:r>
+      <w:r>
+        <w:rPr>
+          <w:sz w:val="22"/>
+          <w:color w:val="1F1F1F"/>
+        </w:rPr>
+        <w:t xml:space="preserve"> 的满级凭据仓位，首个生效周期的系数直接达到 </w:t>
+      </w:r>
+      <w:r>
+        <w:rPr>
+          <w:i/>
+          <w:sz w:val="22"/>
+          <w:color w:val="1C2422"/>
+        </w:rPr>
+        <w:t xml:space="preserve">1 + 21 = 22</w:t>
+      </w:r>
+      <w:r>
+        <w:rPr>
+          <w:sz w:val="22"/>
+          <w:color w:val="1F1F1F"/>
+        </w:rPr>
+        <w:t xml:space="preserve">。</w:t>
       </w:r>
     </w:p>
     <w:p>
@@ -1949,7 +2212,7 @@
         <w:pStyle w:val="Heading3"/>
       </w:pPr>
       <w:r>
-        <w:t>代数闭式分解</w:t>
+        <w:t>代数闭式分解与开仓修正项</w:t>
       </w:r>
     </w:p>
     <w:p>
@@ -1973,7 +2236,7 @@
           <w:sz w:val="22"/>
           <w:color w:val="1F1F1F"/>
         </w:rPr>
-        <w:t xml:space="preserve"> 中通过线性代数分解消解了循环。将全池仓位分为两组：</w:t>
+        <w:t xml:space="preserve"> 中通过线性代数分解消解了循环。将全池存续仓位根据虚拟激活区间与当前区间的距离分为两组：</w:t>
       </w:r>
     </w:p>
     <w:p>
@@ -2009,22 +2272,7 @@
           <w:sz w:val="21"/>
           <w:color w:val="1C2422"/>
         </w:rPr>
-        <w:t xml:space="preserve">m - j_i &lt; 21</w:t>
-      </w:r>
-      <w:r>
-        <w:rPr>
-          <w:sz w:val="21"/>
-          <w:color w:val="1F1F1F"/>
-        </w:rPr>
-        <w:t xml:space="preserve">，此时 </w:t>
-      </w:r>
-      <w:r>
-        <w:rPr>
-          <w:i/>
-          <w:sz w:val="21"/>
-          <w:color w:val="1C2422"/>
-        </w:rPr>
-        <w:t xml:space="preserve">c_i(m) = 1 + m - j_i</w:t>
+        <w:t xml:space="preserve">m - \text{effectiveFrom}_i &lt; 21</w:t>
       </w:r>
       <w:r>
         <w:rPr>
@@ -2067,29 +2315,14 @@
           <w:sz w:val="21"/>
           <w:color w:val="1C2422"/>
         </w:rPr>
-        <w:t xml:space="preserve">m - j_i \ge 21</w:t>
-      </w:r>
-      <w:r>
-        <w:rPr>
-          <w:sz w:val="21"/>
-          <w:color w:val="1F1F1F"/>
-        </w:rPr>
-        <w:t xml:space="preserve">，此时 </w:t>
-      </w:r>
-      <w:r>
-        <w:rPr>
-          <w:i/>
-          <w:sz w:val="21"/>
-          <w:color w:val="1C2422"/>
-        </w:rPr>
-        <w:t xml:space="preserve">c_i(m) = 22</w:t>
-      </w:r>
-      <w:r>
-        <w:rPr>
-          <w:sz w:val="21"/>
-          <w:color w:val="1F1F1F"/>
-        </w:rPr>
-        <w:t xml:space="preserve">。</w:t>
+        <w:t xml:space="preserve">m - \text{effectiveFrom}_i \ge 21</w:t>
+      </w:r>
+      <w:r>
+        <w:rPr>
+          <w:sz w:val="21"/>
+          <w:color w:val="1F1F1F"/>
+        </w:rPr>
+        <w:t xml:space="preserve">，此时系数封顶为 22。</w:t>
       </w:r>
     </w:p>
     <w:p>
@@ -2111,16 +2344,16 @@
           <w:sz w:val="22"/>
           <w:color w:val="1C2422"/>
         </w:rPr>
-        <w:t xml:space="preserve">\sum_{i \in \text{Climb}} p_i \cdot (1 + m - j_i) = (1 + m) \sum_{i \in \text{Climb}} p_i - \sum_{i \in \text{Climb}} (p_i \cdot j_i)</w:t>
-      </w:r>
-    </w:p>
-    <w:p>
-      <w:r>
-        <w:rPr>
-          <w:sz w:val="22"/>
-          <w:color w:val="1F1F1F"/>
-        </w:rPr>
-        <w:t xml:space="preserve">智能合约只需在存储中实时维护两个全局标量：</w:t>
+        <w:t xml:space="preserve">\sum_{i \in \text{Climb}} p_i \cdot (1 + m - \text{effectiveFrom}_i) = (1 + m) \sum_{i \in \text{Climb}} p_i - \sum_{i \in \text{Climb}} (p_i \cdot \text{effectiveFrom}_i)</w:t>
+      </w:r>
+    </w:p>
+    <w:p>
+      <w:r>
+        <w:rPr>
+          <w:sz w:val="22"/>
+          <w:color w:val="1F1F1F"/>
+        </w:rPr>
+        <w:t xml:space="preserve">智能合约在存储中实时维护四个全局标量：</w:t>
       </w:r>
     </w:p>
     <w:p>
@@ -2179,14 +2412,272 @@
           <w:sz w:val="21"/>
           <w:color w:val="1C2422"/>
         </w:rPr>
-        <w:t xml:space="preserve">J_{\text{climb}} = \sum_{i \in \text{Climb}} (p_i \cdot j_i)</w:t>
-      </w:r>
-      <w:r>
-        <w:rPr>
-          <w:sz w:val="21"/>
-          <w:color w:val="1F1F1F"/>
-        </w:rPr>
-        <w:t xml:space="preserve">（加权激活序数标量之和）</w:t>
+        <w:t xml:space="preserve">J_{\text{climb}} = \sum_{i \in \text{Climb}} (p_i \cdot \text{effectiveFrom}_i)</w:t>
+      </w:r>
+      <w:r>
+        <w:rPr>
+          <w:sz w:val="21"/>
+          <w:color w:val="1F1F1F"/>
+        </w:rPr>
+        <w:t xml:space="preserve">（加权虚拟激活序数标量之和）</w:t>
+      </w:r>
+    </w:p>
+    <w:p>
+      <w:pPr>
+        <w:pStyle w:val="ListBullet"/>
+      </w:pPr>
+      <w:r>
+        <w:rPr>
+          <w:color w:val="0F5C46"/>
+        </w:rPr>
+        <w:t xml:space="preserve">•  </w:t>
+      </w:r>
+      <w:r>
+        <w:rPr>
+          <w:sz w:val="21"/>
+          <w:color w:val="1F1F1F"/>
+        </w:rPr>
+        <w:t xml:space="preserve"/>
+      </w:r>
+      <w:r>
+        <w:rPr>
+          <w:i/>
+          <w:sz w:val="21"/>
+          <w:color w:val="1C2422"/>
+        </w:rPr>
+        <w:t xml:space="preserve">P_{\text{settled}} = \sum_{i \in \text{Settled}} p_i</w:t>
+      </w:r>
+      <w:r>
+        <w:rPr>
+          <w:sz w:val="21"/>
+          <w:color w:val="1F1F1F"/>
+        </w:rPr>
+        <w:t xml:space="preserve">（已满级成熟本金标量之和）</w:t>
+      </w:r>
+    </w:p>
+    <w:p>
+      <w:pPr>
+        <w:pStyle w:val="ListBullet"/>
+      </w:pPr>
+      <w:r>
+        <w:rPr>
+          <w:color w:val="0F5C46"/>
+        </w:rPr>
+        <w:t xml:space="preserve">•  </w:t>
+      </w:r>
+      <w:r>
+        <w:rPr>
+          <w:sz w:val="21"/>
+          <w:color w:val="1F1F1F"/>
+        </w:rPr>
+        <w:t xml:space="preserve"/>
+      </w:r>
+      <w:r>
+        <w:rPr>
+          <w:i/>
+          <w:sz w:val="21"/>
+          <w:color w:val="1C2422"/>
+        </w:rPr>
+        <w:t xml:space="preserve">\text{headOpening} = \sum_{i \in \text{Opening}} (\text{head}_i \cdot p_i)</w:t>
+      </w:r>
+      <w:r>
+        <w:rPr>
+          <w:sz w:val="21"/>
+          <w:color w:val="1F1F1F"/>
+        </w:rPr>
+        <w:t xml:space="preserve">（当期新开仓凭据提前量权重暂存项）</w:t>
+      </w:r>
+    </w:p>
+    <w:p>
+      <w:r>
+        <w:rPr>
+          <w:b/>
+          <w:sz w:val="22"/>
+          <w:szCs w:val="22"/>
+          <w:color w:val="1F1F1F"/>
+        </w:rPr>
+        <w:t xml:space="preserve">开仓区间溢出修正（`headOpening`）</w:t>
+      </w:r>
+      <w:r>
+        <w:rPr>
+          <w:sz w:val="22"/>
+          <w:color w:val="1F1F1F"/>
+        </w:rPr>
+        <w:t xml:space="preserve">：</w:t>
+      </w:r>
+    </w:p>
+    <w:p>
+      <w:r>
+        <w:rPr>
+          <w:sz w:val="22"/>
+          <w:color w:val="1F1F1F"/>
+        </w:rPr>
+        <w:t xml:space="preserve">常规仓位在区间 </w:t>
+      </w:r>
+      <w:r>
+        <w:rPr>
+          <w:i/>
+          <w:sz w:val="22"/>
+          <w:color w:val="1C2422"/>
+        </w:rPr>
+        <w:t xml:space="preserve">m</w:t>
+      </w:r>
+      <w:r>
+        <w:rPr>
+          <w:sz w:val="22"/>
+          <w:color w:val="1F1F1F"/>
+        </w:rPr>
+        <w:t xml:space="preserve"> 开仓时，</w:t>
+      </w:r>
+      <w:r>
+        <w:rPr>
+          <w:i/>
+          <w:sz w:val="22"/>
+          <w:color w:val="1C2422"/>
+        </w:rPr>
+        <w:t xml:space="preserve">\text{activeFrom} = \text{effectiveFrom} = m + 1</w:t>
+      </w:r>
+      <w:r>
+        <w:rPr>
+          <w:sz w:val="22"/>
+          <w:color w:val="1F1F1F"/>
+        </w:rPr>
+        <w:t xml:space="preserve">，在式 </w:t>
+      </w:r>
+      <w:r>
+        <w:rPr>
+          <w:i/>
+          <w:sz w:val="22"/>
+          <w:color w:val="1C2422"/>
+        </w:rPr>
+        <w:t xml:space="preserve">(1 + m)P_{\text{climb}} - J_{\text{climb}}</w:t>
+      </w:r>
+      <w:r>
+        <w:rPr>
+          <w:sz w:val="22"/>
+          <w:color w:val="1F1F1F"/>
+        </w:rPr>
+        <w:t xml:space="preserve"> 中该仓位的代数贡献恰好为 </w:t>
+      </w:r>
+      <w:r>
+        <w:rPr>
+          <w:i/>
+          <w:sz w:val="22"/>
+          <w:color w:val="1C2422"/>
+        </w:rPr>
+        <w:t xml:space="preserve">(1 + m - (m + 1)) \cdot p = 0</w:t>
+      </w:r>
+      <w:r>
+        <w:rPr>
+          <w:sz w:val="22"/>
+          <w:color w:val="1F1F1F"/>
+        </w:rPr>
+        <w:t xml:space="preserve">。但对于凭据仓位，</w:t>
+      </w:r>
+      <w:r>
+        <w:rPr>
+          <w:i/>
+          <w:sz w:val="22"/>
+          <w:color w:val="1C2422"/>
+        </w:rPr>
+        <w:t xml:space="preserve">\text{effectiveFrom} = m + 1 - \text{head}</w:t>
+      </w:r>
+      <w:r>
+        <w:rPr>
+          <w:sz w:val="22"/>
+          <w:color w:val="1F1F1F"/>
+        </w:rPr>
+        <w:t xml:space="preserve">，代数项展开为 </w:t>
+      </w:r>
+      <w:r>
+        <w:rPr>
+          <w:i/>
+          <w:sz w:val="22"/>
+          <w:color w:val="1C2422"/>
+        </w:rPr>
+        <w:t xml:space="preserve">(1 + m - (m + 1 - \text{head})) \cdot p = \text{head} \cdot p</w:t>
+      </w:r>
+      <w:r>
+        <w:rPr>
+          <w:sz w:val="22"/>
+          <w:color w:val="1F1F1F"/>
+        </w:rPr>
+        <w:t xml:space="preserve">。为了使带有提前量的仓位在尚未生效的开仓区间 </w:t>
+      </w:r>
+      <w:r>
+        <w:rPr>
+          <w:i/>
+          <w:sz w:val="22"/>
+          <w:color w:val="1C2422"/>
+        </w:rPr>
+        <w:t xml:space="preserve">m</w:t>
+      </w:r>
+      <w:r>
+        <w:rPr>
+          <w:sz w:val="22"/>
+          <w:color w:val="1F1F1F"/>
+        </w:rPr>
+        <w:t xml:space="preserve"> 绝不提前分红，账本在开仓时将 </w:t>
+      </w:r>
+      <w:r>
+        <w:rPr>
+          <w:i/>
+          <w:sz w:val="22"/>
+          <w:color w:val="1C2422"/>
+        </w:rPr>
+        <w:t xml:space="preserve">\text{head} \cdot p</w:t>
+      </w:r>
+      <w:r>
+        <w:rPr>
+          <w:sz w:val="22"/>
+          <w:color w:val="1F1F1F"/>
+        </w:rPr>
+        <w:t xml:space="preserve"> 累加进 </w:t>
+      </w:r>
+      <w:r>
+        <w:rPr>
+          <w:i/>
+          <w:sz w:val="22"/>
+          <w:color w:val="1C2422"/>
+        </w:rPr>
+        <w:t xml:space="preserve">\text{headOpening}</w:t>
+      </w:r>
+      <w:r>
+        <w:rPr>
+          <w:sz w:val="22"/>
+          <w:color w:val="1F1F1F"/>
+        </w:rPr>
+        <w:t xml:space="preserve"> 并在总权重中原子扣除。当时钟推进到 </w:t>
+      </w:r>
+      <w:r>
+        <w:rPr>
+          <w:i/>
+          <w:sz w:val="22"/>
+          <w:color w:val="1C2422"/>
+        </w:rPr>
+        <w:t xml:space="preserve">m+1</w:t>
+      </w:r>
+      <w:r>
+        <w:rPr>
+          <w:sz w:val="22"/>
+          <w:color w:val="1F1F1F"/>
+        </w:rPr>
+        <w:t xml:space="preserve"> 时，</w:t>
+      </w:r>
+      <w:r>
+        <w:rPr>
+          <w:i/>
+          <w:sz w:val="22"/>
+          <w:color w:val="1C2422"/>
+        </w:rPr>
+        <w:t xml:space="preserve">\text{headOpening}</w:t>
+      </w:r>
+      <w:r>
+        <w:rPr>
+          <w:sz w:val="22"/>
+          <w:color w:val="1F1F1F"/>
+        </w:rPr>
+        <w:t xml:space="preserve"> 自动归零，仓位顺理成章以完整的起始倍数开始计算贡献。</w:t>
       </w:r>
     </w:p>
     <w:p>
@@ -2239,7 +2730,7 @@
           <w:sz w:val="22"/>
           <w:color w:val="1C2422"/>
         </w:rPr>
-        <w:t xml:space="preserve">W(m) = (1 + m) \cdot P_{\text{climb}} - J_{\text{climb}} + 22 \cdot P_{\text{settled}} + W_{\text{exiting}}</w:t>
+        <w:t xml:space="preserve">W(m) = (1 + m) \cdot P_{\text{climb}} - J_{\text{climb}} + 22 \cdot P_{\text{settled}} + W_{\text{exiting}} - \text{headOpening}</w:t>
       </w:r>
     </w:p>
     <w:p>
@@ -2329,7 +2820,7 @@
           <w:sz w:val="22"/>
           <w:color w:val="1C2422"/>
         </w:rPr>
-        <w:t xml:space="preserve">\text{slot} = \text{activeFrom} \pmod{22}</w:t>
+        <w:t xml:space="preserve">\text{slot} = \text{effectiveFrom} \pmod{22}</w:t>
       </w:r>
     </w:p>
     <w:p>
@@ -3808,34 +4299,22 @@
           <w:sz w:val="21"/>
           <w:color w:val="1F1F1F"/>
         </w:rPr>
-        <w:t xml:space="preserve">：随核心质押合约群一并创世部署。仓位完全退出时，质押者可选择将累积的历史资历阶梯（最高 22 级）印刻为不可篡改的 ERC-721 资历凭证；</w:t>
-      </w:r>
-    </w:p>
-    <w:p>
-      <w:pPr>
-        <w:pStyle w:val="ListBullet"/>
-      </w:pPr>
-      <w:r>
-        <w:rPr>
-          <w:color w:val="0F5C46"/>
-        </w:rPr>
-        <w:t xml:space="preserve">•  </w:t>
-      </w:r>
-      <w:r>
-        <w:rPr>
-          <w:b/>
-          <w:sz w:val="21"/>
-          <w:szCs w:val="21"/>
-          <w:color w:val="1F1F1F"/>
-        </w:rPr>
-        <w:t xml:space="preserve">通缩销毁机制</w:t>
-      </w:r>
-      <w:r>
-        <w:rPr>
-          <w:sz w:val="21"/>
-          <w:color w:val="1F1F1F"/>
-        </w:rPr>
-        <w:t xml:space="preserve">：每次铸造必须永久销毁硬编码常数 </w:t>
+        <w:t xml:space="preserve">：随核心质押合约群一并创世部署。普通仓位完全退出时，只要本金满足 </w:t>
+      </w:r>
+      <w:r>
+        <w:rPr>
+          <w:i/>
+          <w:sz w:val="21"/>
+          <w:color w:val="1C2422"/>
+        </w:rPr>
+        <w:t xml:space="preserve">\ge 100{,}000\text{ FATCAT}</w:t>
+      </w:r>
+      <w:r>
+        <w:rPr>
+          <w:sz w:val="21"/>
+          <w:color w:val="1F1F1F"/>
+        </w:rPr>
+        <w:t xml:space="preserve"> 且合约部署满 21 天（</w:t>
       </w:r>
       <w:r>
         <w:rPr>
@@ -3844,14 +4323,14 @@
           <w:color w:val="1C2422"/>
           <w:shd w:val="clear" w:color="auto" w:fill="F3F4F6"/>
         </w:rPr>
-        <w:t xml:space="preserve">100_000 FATCAT</w:t>
-      </w:r>
-      <w:r>
-        <w:rPr>
-          <w:sz w:val="21"/>
-          <w:color w:val="1F1F1F"/>
-        </w:rPr>
-        <w:t xml:space="preserve"> 至黑洞死地址 </w:t>
+        <w:t xml:space="preserve">mintOpensAt</w:t>
+      </w:r>
+      <w:r>
+        <w:rPr>
+          <w:sz w:val="21"/>
+          <w:color w:val="1F1F1F"/>
+        </w:rPr>
+        <w:t xml:space="preserve"> 解锁），质押者可调用 </w:t>
       </w:r>
       <w:r>
         <w:rPr>
@@ -3860,14 +4339,29 @@
           <w:color w:val="1C2422"/>
           <w:shd w:val="clear" w:color="auto" w:fill="F3F4F6"/>
         </w:rPr>
-        <w:t xml:space="preserve">0x000000000000000000000000000000000000dEaD</w:t>
-      </w:r>
-      <w:r>
-        <w:rPr>
-          <w:sz w:val="21"/>
-          <w:color w:val="1F1F1F"/>
-        </w:rPr>
-        <w:t xml:space="preserve">，将荣誉凭证铸造与协议绝对通缩挂钩；</w:t>
+        <w:t xml:space="preserve">redeemAndIssueCertificate()</w:t>
+      </w:r>
+      <w:r>
+        <w:rPr>
+          <w:sz w:val="21"/>
+          <w:color w:val="1F1F1F"/>
+        </w:rPr>
+        <w:t xml:space="preserve"> 将当前达成的实际资历档位（</w:t>
+      </w:r>
+      <w:r>
+        <w:rPr>
+          <w:i/>
+          <w:sz w:val="21"/>
+          <w:color w:val="1C2422"/>
+        </w:rPr>
+        <w:t xml:space="preserve">c_i \in [1, 22]</w:t>
+      </w:r>
+      <w:r>
+        <w:rPr>
+          <w:sz w:val="21"/>
+          <w:color w:val="1F1F1F"/>
+        </w:rPr>
+        <w:t xml:space="preserve">）印刻为不可篡改的 ERC-721 资历凭证（并非仅限满级 22 级仓位）；</w:t>
       </w:r>
     </w:p>
     <w:p>
@@ -3887,14 +4381,14 @@
           <w:szCs w:val="21"/>
           <w:color w:val="1F1F1F"/>
         </w:rPr>
-        <w:t xml:space="preserve">硬顶上限与冷启动锁</w:t>
-      </w:r>
-      <w:r>
-        <w:rPr>
-          <w:sz w:val="21"/>
-          <w:color w:val="1F1F1F"/>
-        </w:rPr>
-        <w:t xml:space="preserve">：全网硬顶 10,000 枚；铸造在部署满 21 天后一次性开启（</w:t>
+        <w:t xml:space="preserve">死地址永久锁定</w:t>
+      </w:r>
+      <w:r>
+        <w:rPr>
+          <w:sz w:val="21"/>
+          <w:color w:val="1F1F1F"/>
+        </w:rPr>
+        <w:t xml:space="preserve">：每次铸造必须将固化的 </w:t>
       </w:r>
       <w:r>
         <w:rPr>
@@ -3903,41 +4397,14 @@
           <w:color w:val="1C2422"/>
           <w:shd w:val="clear" w:color="auto" w:fill="F3F4F6"/>
         </w:rPr>
-        <w:t xml:space="preserve">mintOpensAt</w:t>
-      </w:r>
-      <w:r>
-        <w:rPr>
-          <w:sz w:val="21"/>
-          <w:color w:val="1F1F1F"/>
-        </w:rPr>
-        <w:t xml:space="preserve">），无逐笔冷却；</w:t>
-      </w:r>
-    </w:p>
-    <w:p>
-      <w:pPr>
-        <w:pStyle w:val="ListBullet"/>
-      </w:pPr>
-      <w:r>
-        <w:rPr>
-          <w:color w:val="0F5C46"/>
-        </w:rPr>
-        <w:t xml:space="preserve">•  </w:t>
-      </w:r>
-      <w:r>
-        <w:rPr>
-          <w:b/>
-          <w:sz w:val="21"/>
-          <w:szCs w:val="21"/>
-          <w:color w:val="1F1F1F"/>
-        </w:rPr>
-        <w:t xml:space="preserve">全链上 SVG 动态渲染</w:t>
-      </w:r>
-      <w:r>
-        <w:rPr>
-          <w:sz w:val="21"/>
-          <w:color w:val="1F1F1F"/>
-        </w:rPr>
-        <w:t xml:space="preserve">：全套证书元数据与矢量图形完全由链上渲染器（</w:t>
+        <w:t xml:space="preserve">100_000 FATCAT</w:t>
+      </w:r>
+      <w:r>
+        <w:rPr>
+          <w:sz w:val="21"/>
+          <w:color w:val="1F1F1F"/>
+        </w:rPr>
+        <w:t xml:space="preserve">（</w:t>
       </w:r>
       <w:r>
         <w:rPr>
@@ -3946,14 +4413,14 @@
           <w:color w:val="1C2422"/>
           <w:shd w:val="clear" w:color="auto" w:fill="F3F4F6"/>
         </w:rPr>
-        <w:t xml:space="preserve">SeniorityCertificateRenderer.sol</w:t>
-      </w:r>
-      <w:r>
-        <w:rPr>
-          <w:sz w:val="21"/>
-          <w:color w:val="1F1F1F"/>
-        </w:rPr>
-        <w:t xml:space="preserve">）与字节码字体库（</w:t>
+        <w:t xml:space="preserve">MINT_BURN</w:t>
+      </w:r>
+      <w:r>
+        <w:rPr>
+          <w:sz w:val="21"/>
+          <w:color w:val="1F1F1F"/>
+        </w:rPr>
+        <w:t xml:space="preserve">）转入黑洞死地址 </w:t>
       </w:r>
       <w:r>
         <w:rPr>
@@ -3962,6 +4429,214 @@
           <w:color w:val="1C2422"/>
           <w:shd w:val="clear" w:color="auto" w:fill="F3F4F6"/>
         </w:rPr>
+        <w:t xml:space="preserve">0x000000000000000000000000000000000000dEaD</w:t>
+      </w:r>
+      <w:r>
+        <w:rPr>
+          <w:sz w:val="21"/>
+          <w:color w:val="1F1F1F"/>
+        </w:rPr>
+        <w:t xml:space="preserve">，实现流通筹码的事实性永久退出（底层调用代币 </w:t>
+      </w:r>
+      <w:r>
+        <w:rPr>
+          <w:rFonts w:ascii="Menlo" w:hAnsi="Menlo"/>
+          <w:sz w:val="19"/>
+          <w:color w:val="1C2422"/>
+          <w:shd w:val="clear" w:color="auto" w:fill="F3F4F6"/>
+        </w:rPr>
+        <w:t xml:space="preserve">transfer(DEAD, MINT_BURN)</w:t>
+      </w:r>
+      <w:r>
+        <w:rPr>
+          <w:sz w:val="21"/>
+          <w:color w:val="1F1F1F"/>
+        </w:rPr>
+        <w:t xml:space="preserve">，非调用缩减代币总量的 </w:t>
+      </w:r>
+      <w:r>
+        <w:rPr>
+          <w:rFonts w:ascii="Menlo" w:hAnsi="Menlo"/>
+          <w:sz w:val="19"/>
+          <w:color w:val="1C2422"/>
+          <w:shd w:val="clear" w:color="auto" w:fill="F3F4F6"/>
+        </w:rPr>
+        <w:t xml:space="preserve">burn()</w:t>
+      </w:r>
+      <w:r>
+        <w:rPr>
+          <w:sz w:val="21"/>
+          <w:color w:val="1F1F1F"/>
+        </w:rPr>
+        <w:t xml:space="preserve"> 接口）；剩余本金全额退回用户钱包；</w:t>
+      </w:r>
+    </w:p>
+    <w:p>
+      <w:pPr>
+        <w:pStyle w:val="ListBullet"/>
+      </w:pPr>
+      <w:r>
+        <w:rPr>
+          <w:color w:val="0F5C46"/>
+        </w:rPr>
+        <w:t xml:space="preserve">•  </w:t>
+      </w:r>
+      <w:r>
+        <w:rPr>
+          <w:b/>
+          <w:sz w:val="21"/>
+          <w:szCs w:val="21"/>
+          <w:color w:val="1F1F1F"/>
+        </w:rPr>
+        <w:t xml:space="preserve">凭据开仓与门槛豁免</w:t>
+      </w:r>
+      <w:r>
+        <w:rPr>
+          <w:sz w:val="21"/>
+          <w:color w:val="1F1F1F"/>
+        </w:rPr>
+        <w:t xml:space="preserve">：持有未被占用的凭据可调用 </w:t>
+      </w:r>
+      <w:r>
+        <w:rPr>
+          <w:rFonts w:ascii="Menlo" w:hAnsi="Menlo"/>
+          <w:sz w:val="19"/>
+          <w:color w:val="1C2422"/>
+          <w:shd w:val="clear" w:color="auto" w:fill="F3F4F6"/>
+        </w:rPr>
+        <w:t xml:space="preserve">stakeWithCertificate(principal, diet, certificateId)</w:t>
+      </w:r>
+      <w:r>
+        <w:rPr>
+          <w:sz w:val="21"/>
+          <w:color w:val="1F1F1F"/>
+        </w:rPr>
+        <w:t xml:space="preserve"> 开仓，新仓位直接继承该凭据的起始倍数（对应提前量 </w:t>
+      </w:r>
+      <w:r>
+        <w:rPr>
+          <w:i/>
+          <w:sz w:val="21"/>
+          <w:color w:val="1C2422"/>
+        </w:rPr>
+        <w:t xml:space="preserve">\text{head} = \text{multiplier} - 1</w:t>
+      </w:r>
+      <w:r>
+        <w:rPr>
+          <w:sz w:val="21"/>
+          <w:color w:val="1F1F1F"/>
+        </w:rPr>
+        <w:t xml:space="preserve">），并豁免 </w:t>
+      </w:r>
+      <w:r>
+        <w:rPr>
+          <w:rFonts w:ascii="Menlo" w:hAnsi="Menlo"/>
+          <w:sz w:val="19"/>
+          <w:color w:val="1C2422"/>
+          <w:shd w:val="clear" w:color="auto" w:fill="F3F4F6"/>
+        </w:rPr>
+        <w:t xml:space="preserve">minStake</w:t>
+      </w:r>
+      <w:r>
+        <w:rPr>
+          <w:sz w:val="21"/>
+          <w:color w:val="1F1F1F"/>
+        </w:rPr>
+        <w:t xml:space="preserve"> 门槛限制；仓位存续期间凭据独占锁定（</w:t>
+      </w:r>
+      <w:r>
+        <w:rPr>
+          <w:rFonts w:ascii="Menlo" w:hAnsi="Menlo"/>
+          <w:sz w:val="19"/>
+          <w:color w:val="1C2422"/>
+          <w:shd w:val="clear" w:color="auto" w:fill="F3F4F6"/>
+        </w:rPr>
+        <w:t xml:space="preserve">inUse == true</w:t>
+      </w:r>
+      <w:r>
+        <w:rPr>
+          <w:sz w:val="21"/>
+          <w:color w:val="1F1F1F"/>
+        </w:rPr>
+        <w:t xml:space="preserve">），退出时释放凭据；凭据开出的仓位严禁再次嵌套铸造新凭据；</w:t>
+      </w:r>
+    </w:p>
+    <w:p>
+      <w:pPr>
+        <w:pStyle w:val="ListBullet"/>
+      </w:pPr>
+      <w:r>
+        <w:rPr>
+          <w:color w:val="0F5C46"/>
+        </w:rPr>
+        <w:t xml:space="preserve">•  </w:t>
+      </w:r>
+      <w:r>
+        <w:rPr>
+          <w:b/>
+          <w:sz w:val="21"/>
+          <w:szCs w:val="21"/>
+          <w:color w:val="1F1F1F"/>
+        </w:rPr>
+        <w:t xml:space="preserve">硬顶上限与冷启动锁</w:t>
+      </w:r>
+      <w:r>
+        <w:rPr>
+          <w:sz w:val="21"/>
+          <w:color w:val="1F1F1F"/>
+        </w:rPr>
+        <w:t xml:space="preserve">：全网硬顶 10,000 枚；铸造在部署满 21 天后一次性开启，无逐笔冷却；</w:t>
+      </w:r>
+    </w:p>
+    <w:p>
+      <w:pPr>
+        <w:pStyle w:val="ListBullet"/>
+      </w:pPr>
+      <w:r>
+        <w:rPr>
+          <w:color w:val="0F5C46"/>
+        </w:rPr>
+        <w:t xml:space="preserve">•  </w:t>
+      </w:r>
+      <w:r>
+        <w:rPr>
+          <w:b/>
+          <w:sz w:val="21"/>
+          <w:szCs w:val="21"/>
+          <w:color w:val="1F1F1F"/>
+        </w:rPr>
+        <w:t xml:space="preserve">全链上 SVG 动态渲染</w:t>
+      </w:r>
+      <w:r>
+        <w:rPr>
+          <w:sz w:val="21"/>
+          <w:color w:val="1F1F1F"/>
+        </w:rPr>
+        <w:t xml:space="preserve">：全套证书元数据与矢量图形完全由链上渲染器（</w:t>
+      </w:r>
+      <w:r>
+        <w:rPr>
+          <w:rFonts w:ascii="Menlo" w:hAnsi="Menlo"/>
+          <w:sz w:val="19"/>
+          <w:color w:val="1C2422"/>
+          <w:shd w:val="clear" w:color="auto" w:fill="F3F4F6"/>
+        </w:rPr>
+        <w:t xml:space="preserve">SeniorityCertificateRenderer.sol</w:t>
+      </w:r>
+      <w:r>
+        <w:rPr>
+          <w:sz w:val="21"/>
+          <w:color w:val="1F1F1F"/>
+        </w:rPr>
+        <w:t xml:space="preserve">）与字节码字体库（</w:t>
+      </w:r>
+      <w:r>
+        <w:rPr>
+          <w:rFonts w:ascii="Menlo" w:hAnsi="Menlo"/>
+          <w:sz w:val="19"/>
+          <w:color w:val="1C2422"/>
+          <w:shd w:val="clear" w:color="auto" w:fill="F3F4F6"/>
+        </w:rPr>
         <w:t xml:space="preserve">CertificateData.sol</w:t>
       </w:r>
       <w:r>
@@ -3969,7 +4644,39 @@
           <w:sz w:val="21"/>
           <w:color w:val="1F1F1F"/>
         </w:rPr>
-        <w:t xml:space="preserve">）纯链上动态计算生成，不依赖任何中心化托管或外部 IPFS。</w:t>
+        <w:t xml:space="preserve">）纯链上动态计算生成，元数据属性为起始倍数（</w:t>
+      </w:r>
+      <w:r>
+        <w:rPr>
+          <w:rFonts w:ascii="Menlo" w:hAnsi="Menlo"/>
+          <w:sz w:val="19"/>
+          <w:color w:val="1C2422"/>
+          <w:shd w:val="clear" w:color="auto" w:fill="F3F4F6"/>
+        </w:rPr>
+        <w:t xml:space="preserve">Starting multiplier</w:t>
+      </w:r>
+      <w:r>
+        <w:rPr>
+          <w:sz w:val="21"/>
+          <w:color w:val="1F1F1F"/>
+        </w:rPr>
+        <w:t xml:space="preserve">）与使用状态（</w:t>
+      </w:r>
+      <w:r>
+        <w:rPr>
+          <w:rFonts w:ascii="Menlo" w:hAnsi="Menlo"/>
+          <w:sz w:val="19"/>
+          <w:color w:val="1C2422"/>
+          <w:shd w:val="clear" w:color="auto" w:fill="F3F4F6"/>
+        </w:rPr>
+        <w:t xml:space="preserve">Status</w:t>
+      </w:r>
+      <w:r>
+        <w:rPr>
+          <w:sz w:val="21"/>
+          <w:color w:val="1F1F1F"/>
+        </w:rPr>
+        <w:t xml:space="preserve">），零依赖中心化服务器或 IPFS。</w:t>
       </w:r>
     </w:p>
     <w:p>
@@ -5133,16 +5840,16 @@
         <w:pStyle w:val="Subtitle"/>
       </w:pPr>
       <w:r>
-        <w:t>6.4 创世启动时序与双重物理墙钟闸门 (Genesis Launch Sequence &amp; Dual-Gate Cold Start)</w:t>
-      </w:r>
-    </w:p>
-    <w:p>
-      <w:r>
-        <w:rPr>
-          <w:sz w:val="22"/>
-          <w:color w:val="1F1F1F"/>
-        </w:rPr>
-        <w:t xml:space="preserve">从代币初始铸造到进入稳态分红状态机的全过程，受由物理时间锁与状态门禁共同构成的严密启动时序管辖：</w:t>
+        <w:t>6.4 创世启动时序与两道独立的七天闸门 (Genesis Launch Sequence &amp; Dual-Gate Cold Start)</w:t>
+      </w:r>
+    </w:p>
+    <w:p>
+      <w:r>
+        <w:rPr>
+          <w:sz w:val="22"/>
+          <w:color w:val="1F1F1F"/>
+        </w:rPr>
+        <w:t xml:space="preserve">税收接收、质押合约部署与开放质押是三个独立事件。七天计奖时钟从一次性的“开放质押”交易开始，不从部署或毕业开始：</w:t>
       </w:r>
     </w:p>
     <w:p>
@@ -5155,15 +5862,18 @@
           <w:sz w:val="18"/>
           <w:color w:val="1C2422"/>
         </w:rPr>
-        <w:t xml:space="preserve">[ 阶段 0: 联合曲线发射 ] ──► [ 阶段 1: 毕业与流动性迁移 ] ──► [ 阶段 2: 开放质押 FEED 闸门 ]
-开启曲线内买卖交易          注入 PancakeSwap V2 交易对;       部署生产质押合约;
-4% 交易税流入金库           累积 TWAP 预言机均价数据          开放质押开仓 (获取初始席位)
-                                                                            │
-                                                                            ▼
-[ 阶段 4: 常态化平稳分红 ] ◄─── [ 阶段 3: 7 天物理墙钟双闸门蓄水期 ]
-通过 Router 正式释放 Belly 资金;  • 分红时钟延迟: 启动后首周释放量恒定为 0
-启动链上批量市场兑换              • 金库提款延迟: 7 天 Spender 提款强制时间锁
-早期仓位资历满级 (最高22倍)        • 税收持续流入: flush() 注入 Belly ("只进不出，深厚蓄水")</w:t>
+        <w:t xml:space="preserve">[ Flap 代币发射 ] ──► [ 税收进入 Belly；质押合约可提前部署但保持关闭 ]
+                              │
+                 Governor 提前开放 或 毕业后任何人触发开放
+                              ▼
+                         [ 开放质押 ]
+                              │ 整整 7 天：奖励分配为 0
+                              ▼
+                    [ 第 8 天：开始计奖 ]
+                              │ 后续周期推进、路线结算
+                              ▼
+                        [ 可领取奖励 ]
+独立闸门：Belly Spender 提案 → 7 天时间锁 → Governor 激活。</w:t>
       </w:r>
     </w:p>
     <w:p>
@@ -5184,14 +5894,42 @@
           <w:szCs w:val="21"/>
           <w:color w:val="1F1F1F"/>
         </w:rPr>
-        <w:t xml:space="preserve">阶段 0：联合曲线发射</w:t>
-      </w:r>
-      <w:r>
-        <w:rPr>
-          <w:sz w:val="21"/>
-          <w:color w:val="1F1F1F"/>
-        </w:rPr>
-        <w:t xml:space="preserve">：FATCAT 代币先行在 Flap 联合曲线上开启公开交易。Flap 官方 TaxProcessor 识别交易量，将创作者名义收益划转至 </w:t>
+        <w:t xml:space="preserve">代币发射与税收接收</w:t>
+      </w:r>
+      <w:r>
+        <w:rPr>
+          <w:sz w:val="21"/>
+          <w:color w:val="1F1F1F"/>
+        </w:rPr>
+        <w:t xml:space="preserve">：FATCAT 先在 Flap 联合曲线上交易。转发金库将创作者收益送入 Belly；这不依赖质押合约是否已部署或开放。此后 Flap 可将流动性迁移至 PancakeSwap V2，毕业后的税收仍继续；</w:t>
+      </w:r>
+    </w:p>
+    <w:p>
+      <w:pPr>
+        <w:pStyle w:val="ListBullet"/>
+      </w:pPr>
+      <w:r>
+        <w:rPr>
+          <w:b/>
+          <w:color w:val="0F5C46"/>
+        </w:rPr>
+        <w:t xml:space="preserve">2.  </w:t>
+      </w:r>
+      <w:r>
+        <w:rPr>
+          <w:b/>
+          <w:sz w:val="21"/>
+          <w:szCs w:val="21"/>
+          <w:color w:val="1F1F1F"/>
+        </w:rPr>
+        <w:t xml:space="preserve">提前部署、默认关闭</w:t>
+      </w:r>
+      <w:r>
+        <w:rPr>
+          <w:sz w:val="21"/>
+          <w:color w:val="1F1F1F"/>
+        </w:rPr>
+        <w:t xml:space="preserve">：代币发射且初始奖励路线完成审查后，生产质押合约可在毕业前部署。金库接受 Flap 状态 0–4，但部署时禁止质押和周期推进，</w:t>
       </w:r>
       <w:r>
         <w:rPr>
@@ -5200,7 +5938,7 @@
           <w:color w:val="1C2422"/>
           <w:shd w:val="clear" w:color="auto" w:fill="F3F4F6"/>
         </w:rPr>
-        <w:t xml:space="preserve">FatCatStakingVault</w:t>
+        <w:t xml:space="preserve">stakingOpenedAt = rewardStartAt = 0</w:t>
       </w:r>
       <w:r>
         <w:rPr>
@@ -5219,7 +5957,7 @@
           <w:b/>
           <w:color w:val="0F5C46"/>
         </w:rPr>
-        <w:t xml:space="preserve">2.  </w:t>
+        <w:t xml:space="preserve">3.  </w:t>
       </w:r>
       <w:r>
         <w:rPr>
@@ -5228,14 +5966,14 @@
           <w:szCs w:val="21"/>
           <w:color w:val="1F1F1F"/>
         </w:rPr>
-        <w:t xml:space="preserve">阶段 1：毕业与流动性迁移</w:t>
-      </w:r>
-      <w:r>
-        <w:rPr>
-          <w:sz w:val="21"/>
-          <w:color w:val="1F1F1F"/>
-        </w:rPr>
-        <w:t xml:space="preserve">：当达到 24 BNB 毕业指标后，Flap 原子化将流动性迁移至 PancakeSwap V2 主池（</w:t>
+        <w:t xml:space="preserve">一次性开放质押</w:t>
+      </w:r>
+      <w:r>
+        <w:rPr>
+          <w:sz w:val="21"/>
+          <w:color w:val="1F1F1F"/>
+        </w:rPr>
+        <w:t xml:space="preserve">：毕业前只有 Governor 可调用 </w:t>
       </w:r>
       <w:r>
         <w:rPr>
@@ -5244,14 +5982,46 @@
           <w:color w:val="1C2422"/>
           <w:shd w:val="clear" w:color="auto" w:fill="F3F4F6"/>
         </w:rPr>
-        <w:t xml:space="preserve">FATCAT/WBNB</w:t>
-      </w:r>
-      <w:r>
-        <w:rPr>
-          <w:sz w:val="21"/>
-          <w:color w:val="1F1F1F"/>
-        </w:rPr>
-        <w:t xml:space="preserve">），确立标准交易对。毕业后的交易税收通道维持生效；</w:t>
+        <w:t xml:space="preserve">vault.openStaking()</w:t>
+      </w:r>
+      <w:r>
+        <w:rPr>
+          <w:sz w:val="21"/>
+          <w:color w:val="1F1F1F"/>
+        </w:rPr>
+        <w:t xml:space="preserve"> 提前开放；Flap </w:t>
+      </w:r>
+      <w:r>
+        <w:rPr>
+          <w:rFonts w:ascii="Menlo" w:hAnsi="Menlo"/>
+          <w:sz w:val="19"/>
+          <w:color w:val="1C2422"/>
+          <w:shd w:val="clear" w:color="auto" w:fill="F3F4F6"/>
+        </w:rPr>
+        <w:t xml:space="preserve">state()</w:t>
+      </w:r>
+      <w:r>
+        <w:rPr>
+          <w:sz w:val="21"/>
+          <w:color w:val="1F1F1F"/>
+        </w:rPr>
+        <w:t xml:space="preserve"> 达到毕业后的 2–4 时，任何人都可在仍关闭的情况下触发开放。该交易同时开放质押并固定 </w:t>
+      </w:r>
+      <w:r>
+        <w:rPr>
+          <w:rFonts w:ascii="Menlo" w:hAnsi="Menlo"/>
+          <w:sz w:val="19"/>
+          <w:color w:val="1C2422"/>
+          <w:shd w:val="clear" w:color="auto" w:fill="F3F4F6"/>
+        </w:rPr>
+        <w:t xml:space="preserve">rewardStartAt = stakingOpenedAt + 7 天</w:t>
+      </w:r>
+      <w:r>
+        <w:rPr>
+          <w:sz w:val="21"/>
+          <w:color w:val="1F1F1F"/>
+        </w:rPr>
+        <w:t xml:space="preserve">。若选择提前开放，第八天可能早于 Flap 毕业；FATCAT 作为奖励资产仍要等待毕业、路线验证和预言机预热；</w:t>
       </w:r>
     </w:p>
     <w:p>
@@ -5263,7 +6033,7 @@
           <w:b/>
           <w:color w:val="0F5C46"/>
         </w:rPr>
-        <w:t xml:space="preserve">3.  </w:t>
+        <w:t xml:space="preserve">4.  </w:t>
       </w:r>
       <w:r>
         <w:rPr>
@@ -5272,14 +6042,14 @@
           <w:szCs w:val="21"/>
           <w:color w:val="1F1F1F"/>
         </w:rPr>
-        <w:t xml:space="preserve">阶段 2：质押部署与开仓闸门（FEED Gate）</w:t>
-      </w:r>
-      <w:r>
-        <w:rPr>
-          <w:sz w:val="21"/>
-          <w:color w:val="1F1F1F"/>
-        </w:rPr>
-        <w:t xml:space="preserve">：在确认链上交易对与 TWAP 观察器就绪后，部署核心质押合约系统。质押通道即刻向社区开放，允许质押者尽早锁定仓位席位；</w:t>
+        <w:t xml:space="preserve">两道独立的七天闸门</w:t>
+      </w:r>
+      <w:r>
+        <w:rPr>
+          <w:sz w:val="21"/>
+          <w:color w:val="1F1F1F"/>
+        </w:rPr>
+        <w:t xml:space="preserve">：从质押开放起整整七天，仓位资历与税收储备可累积，但奖励分配量为零，之后不追溯补发。治理方另行提议 Router 为 Belly Spender，其七天时间锁从提案而非质押开放开始，激活可能更晚；</w:t>
       </w:r>
     </w:p>
     <w:p>
@@ -5291,7 +6061,7 @@
           <w:b/>
           <w:color w:val="0F5C46"/>
         </w:rPr>
-        <w:t xml:space="preserve">4.  </w:t>
+        <w:t xml:space="preserve">5.  </w:t>
       </w:r>
       <w:r>
         <w:rPr>
@@ -5300,83 +6070,14 @@
           <w:szCs w:val="21"/>
           <w:color w:val="1F1F1F"/>
         </w:rPr>
-        <w:t xml:space="preserve">阶段 3：双重 7 天物理墙钟蓄水闸门</w:t>
-      </w:r>
-      <w:r>
-        <w:rPr>
-          <w:sz w:val="21"/>
-          <w:color w:val="1F1F1F"/>
-        </w:rPr>
-        <w:t xml:space="preserve">：为根除早期恶意抽吸分红的闪击风险，让全网早期质押者站在同一起跑线上公平攀登资历阶梯（</w:t>
-      </w:r>
-      <w:r>
-        <w:rPr>
-          <w:i/>
-          <w:sz w:val="21"/>
-          <w:color w:val="1C2422"/>
-        </w:rPr>
-        <w:t xml:space="preserve">c_i \in [1, 22]</w:t>
-      </w:r>
-      <w:r>
-        <w:rPr>
-          <w:sz w:val="21"/>
-          <w:color w:val="1F1F1F"/>
-        </w:rPr>
-        <w:t xml:space="preserve">），系统部署了两道并行的绝对物理屏障：</w:t>
-      </w:r>
-    </w:p>
-    <w:p>
-      <w:pPr>
-        <w:pStyle w:val="ListBullet"/>
-      </w:pPr>
-      <w:r>
-        <w:rPr>
-          <w:color w:val="0F5C46"/>
-        </w:rPr>
-        <w:t xml:space="preserve">•  </w:t>
-      </w:r>
-      <w:r>
-        <w:rPr>
-          <w:b/>
-          <w:sz w:val="21"/>
-          <w:szCs w:val="21"/>
-          <w:color w:val="1F1F1F"/>
-        </w:rPr>
-        <w:t xml:space="preserve">时钟闸门</w:t>
-      </w:r>
-      <w:r>
-        <w:rPr>
-          <w:sz w:val="21"/>
-          <w:color w:val="1F1F1F"/>
-        </w:rPr>
-        <w:t xml:space="preserve">：链上硬编码锁定分红开启延迟。在此 7 天物理延迟内，餐次正常推进，仓位资历正常累加，但分红释放量严格为 0，冷启动首周绝不追溯补发；</w:t>
-      </w:r>
-    </w:p>
-    <w:p>
-      <w:pPr>
-        <w:pStyle w:val="ListBullet"/>
-      </w:pPr>
-      <w:r>
-        <w:rPr>
-          <w:color w:val="0F5C46"/>
-        </w:rPr>
-        <w:t xml:space="preserve">•  </w:t>
-      </w:r>
-      <w:r>
-        <w:rPr>
-          <w:b/>
-          <w:sz w:val="21"/>
-          <w:szCs w:val="21"/>
-          <w:color w:val="1F1F1F"/>
-        </w:rPr>
-        <w:t xml:space="preserve">金库闸门</w:t>
-      </w:r>
-      <w:r>
-        <w:rPr>
-          <w:sz w:val="21"/>
-          <w:color w:val="1F1F1F"/>
-        </w:rPr>
-        <w:t xml:space="preserve">：治理方提议 </w:t>
+        <w:t xml:space="preserve">周期结算与可领取分红</w:t>
+      </w:r>
+      <w:r>
+        <w:rPr>
+          <w:sz w:val="21"/>
+          <w:color w:val="1F1F1F"/>
+        </w:rPr>
+        <w:t xml:space="preserve">：达到 </w:t>
       </w:r>
       <w:r>
         <w:rPr>
@@ -5385,41 +6086,14 @@
           <w:color w:val="1C2422"/>
           <w:shd w:val="clear" w:color="auto" w:fill="F3F4F6"/>
         </w:rPr>
-        <w:t xml:space="preserve">ExecutionRouter</w:t>
-      </w:r>
-      <w:r>
-        <w:rPr>
-          <w:sz w:val="21"/>
-          <w:color w:val="1F1F1F"/>
-        </w:rPr>
-        <w:t xml:space="preserve"> 为 Spender。该提案必须等待整整 7 天物理时间锁届满后方可激活生效。在此期间，Belly 无任何有效提款方，资金 100% 只进不出；</w:t>
-      </w:r>
-    </w:p>
-    <w:p>
-      <w:pPr>
-        <w:pStyle w:val="ListBullet"/>
-      </w:pPr>
-      <w:r>
-        <w:rPr>
-          <w:color w:val="0F5C46"/>
-        </w:rPr>
-        <w:t xml:space="preserve">•  </w:t>
-      </w:r>
-      <w:r>
-        <w:rPr>
-          <w:b/>
-          <w:sz w:val="21"/>
-          <w:szCs w:val="21"/>
-          <w:color w:val="1F1F1F"/>
-        </w:rPr>
-        <w:t xml:space="preserve">蓄水缓冲构建</w:t>
-      </w:r>
-      <w:r>
-        <w:rPr>
-          <w:sz w:val="21"/>
-          <w:color w:val="1F1F1F"/>
-        </w:rPr>
-        <w:t xml:space="preserve">：PancakeSwap 上产生的 4% 交易税收通过 </w:t>
+        <w:t xml:space="preserve">rewardStartAt</w:t>
+      </w:r>
+      <w:r>
+        <w:rPr>
+          <w:sz w:val="21"/>
+          <w:color w:val="1F1F1F"/>
+        </w:rPr>
+        <w:t xml:space="preserve"> 只会自动改变计奖资格，不会自动发交易或在该秒到账。首笔可领取奖励仍需此后一个含有效计奖时间的周期被 </w:t>
       </w:r>
       <w:r>
         <w:rPr>
@@ -5428,58 +6102,14 @@
           <w:color w:val="1C2422"/>
           <w:shd w:val="clear" w:color="auto" w:fill="F3F4F6"/>
         </w:rPr>
-        <w:t xml:space="preserve">flush()</w:t>
-      </w:r>
-      <w:r>
-        <w:rPr>
-          <w:sz w:val="21"/>
-          <w:color w:val="1F1F1F"/>
-        </w:rPr>
-        <w:t xml:space="preserve"> 持续不断注入 The Belly，在正式开闸前积攒起深厚的储备底仓；</w:t>
-      </w:r>
-    </w:p>
-    <w:p>
-      <w:pPr>
-        <w:pStyle w:val="ListBullet"/>
-      </w:pPr>
-      <w:r>
-        <w:rPr>
-          <w:b/>
-          <w:color w:val="0F5C46"/>
-        </w:rPr>
-        <w:t xml:space="preserve">5.  </w:t>
-      </w:r>
-      <w:r>
-        <w:rPr>
-          <w:b/>
-          <w:sz w:val="21"/>
-          <w:szCs w:val="21"/>
-          <w:color w:val="1F1F1F"/>
-        </w:rPr>
-        <w:t xml:space="preserve">阶段 4：常态化平稳分红</w:t>
-      </w:r>
-      <w:r>
-        <w:rPr>
-          <w:sz w:val="21"/>
-          <w:color w:val="1F1F1F"/>
-        </w:rPr>
-        <w:t xml:space="preserve">：7 天双闸门到期后，激活绑定 </w:t>
-      </w:r>
-      <w:r>
-        <w:rPr>
-          <w:rFonts w:ascii="Menlo" w:hAnsi="Menlo"/>
-          <w:sz w:val="19"/>
-          <w:color w:val="1C2422"/>
-          <w:shd w:val="clear" w:color="auto" w:fill="F3F4F6"/>
-        </w:rPr>
-        <w:t xml:space="preserve">ExecutionRouter</w:t>
-      </w:r>
-      <w:r>
-        <w:rPr>
-          <w:sz w:val="21"/>
-          <w:color w:val="1F1F1F"/>
-        </w:rPr>
-        <w:t xml:space="preserve">。协议正式依照一阶阻尼释放公式开闸，向已具备成熟资历倍数的质押者发放分红。</w:t>
+        <w:t xml:space="preserve">advance()</w:t>
+      </w:r>
+      <w:r>
+        <w:rPr>
+          <w:sz w:val="21"/>
+          <w:color w:val="1F1F1F"/>
+        </w:rPr>
+        <w:t xml:space="preserve"> 结算、Belly Spender 已激活，并完成对应奖励路线执行或回退结算；Keeper 应持续运行，但链上交易的出块时间不能保证精确到秒。</w:t>
       </w:r>
     </w:p>
     <w:p>
@@ -8628,7 +9258,22 @@
           <w:sz w:val="22"/>
           <w:color w:val="1F1F1F"/>
         </w:rPr>
-        <w:t xml:space="preserve"> 永久沉淀于分发器合约中，合约物理代币余额恒严格超额覆盖名义负债。</w:t>
+        <w:t xml:space="preserve"> 永久沉淀于分发器合约中，合约物理代币余额恒大于等于名义负债（</w:t>
+      </w:r>
+      <w:r>
+        <w:rPr>
+          <w:i/>
+          <w:sz w:val="22"/>
+          <w:color w:val="1C2422"/>
+        </w:rPr>
+        <w:t xml:space="preserve">\text{Balance} \ge \text{Liability}</w:t>
+      </w:r>
+      <w:r>
+        <w:rPr>
+          <w:sz w:val="22"/>
+          <w:color w:val="1F1F1F"/>
+        </w:rPr>
+        <w:t xml:space="preserve">）。</w:t>
       </w:r>
     </w:p>
     <w:p>
@@ -9060,28 +9705,21 @@
                 <w:color w:val="1C2422"/>
                 <w:shd w:val="clear" w:color="auto" w:fill="F3F4F6"/>
               </w:rPr>
-              <w:t xml:space="preserve">StakingVault.stake()</w:t>
-            </w:r>
-            <w:r>
-              <w:rPr>
-                <w:sz w:val="19"/>
-                <w:color w:val="1F1F1F"/>
-              </w:rPr>
-              <w:t xml:space="preserve">（增补本金）</w:t>
-            </w:r>
-          </w:p>
-        </w:tc>
-        <w:tc>
-          <w:p>
-            <w:pPr>
-              <w:spacing w:before="40" w:after="40"/>
-            </w:pPr>
-            <w:r>
-              <w:rPr>
-                <w:sz w:val="19"/>
-                <w:color w:val="1F1F1F"/>
-              </w:rPr>
-              <w:t xml:space="preserve">普通用户</w:t>
+              <w:t xml:space="preserve">StakingVault.stakeWithCertificate()</w:t>
+            </w:r>
+          </w:p>
+        </w:tc>
+        <w:tc>
+          <w:p>
+            <w:pPr>
+              <w:spacing w:before="40" w:after="40"/>
+            </w:pPr>
+            <w:r>
+              <w:rPr>
+                <w:sz w:val="19"/>
+                <w:color w:val="1F1F1F"/>
+              </w:rPr>
+              <w:t xml:space="preserve">凭据持有者</w:t>
             </w:r>
           </w:p>
         </w:tc>
@@ -9124,21 +9762,21 @@
                 <w:sz w:val="19"/>
                 <w:color w:val="1F1F1F"/>
               </w:rPr>
-              <w:t xml:space="preserve">~98,200</w:t>
-            </w:r>
-          </w:p>
-        </w:tc>
-        <w:tc>
-          <w:p>
-            <w:pPr>
-              <w:spacing w:before="40" w:after="40"/>
-            </w:pPr>
-            <w:r>
-              <w:rPr>
-                <w:sz w:val="19"/>
-                <w:color w:val="1F1F1F"/>
-              </w:rPr>
-              <w:t xml:space="preserve">存量仓位增补质押本金，更新标量累加器</w:t>
+              <w:t xml:space="preserve">~168,000</w:t>
+            </w:r>
+          </w:p>
+        </w:tc>
+        <w:tc>
+          <w:p>
+            <w:pPr>
+              <w:spacing w:before="40" w:after="40"/>
+            </w:pPr>
+            <w:r>
+              <w:rPr>
+                <w:sz w:val="19"/>
+                <w:color w:val="1F1F1F"/>
+              </w:rPr>
+              <w:t xml:space="preserve">锁定凭据并带入历史起跑倍数，豁免最低质押门槛</w:t>
             </w:r>
           </w:p>
         </w:tc>
@@ -9252,7 +9890,7 @@
                 <w:color w:val="1C2422"/>
                 <w:shd w:val="clear" w:color="auto" w:fill="F3F4F6"/>
               </w:rPr>
-              <w:t xml:space="preserve">SeniorityLedger.changeDiet()</w:t>
+              <w:t xml:space="preserve">StakingVault.redeemAndIssueCertificate()</w:t>
             </w:r>
           </w:p>
         </w:tc>
@@ -9309,21 +9947,21 @@
                 <w:sz w:val="19"/>
                 <w:color w:val="1F1F1F"/>
               </w:rPr>
-              <w:t xml:space="preserve">~68,400</w:t>
-            </w:r>
-          </w:p>
-        </w:tc>
-        <w:tc>
-          <w:p>
-            <w:pPr>
-              <w:spacing w:before="40" w:after="40"/>
-            </w:pPr>
-            <w:r>
-              <w:rPr>
-                <w:sz w:val="19"/>
-                <w:color w:val="1F1F1F"/>
-              </w:rPr>
-              <w:t xml:space="preserve">仅更新次周期生效的 DIET 指针与槽位转移，成本与网络规模无关</w:t>
+              <w:t xml:space="preserve">~189,000</w:t>
+            </w:r>
+          </w:p>
+        </w:tc>
+        <w:tc>
+          <w:p>
+            <w:pPr>
+              <w:spacing w:before="40" w:after="40"/>
+            </w:pPr>
+            <w:r>
+              <w:rPr>
+                <w:sz w:val="19"/>
+                <w:color w:val="1F1F1F"/>
+              </w:rPr>
+              <w:t xml:space="preserve">赎回本金并转入 100k FATCAT 至死地址，链上铸造 ERC-721 凭据</w:t>
             </w:r>
           </w:p>
         </w:tc>
@@ -9341,7 +9979,96 @@
                 <w:color w:val="1C2422"/>
                 <w:shd w:val="clear" w:color="auto" w:fill="F3F4F6"/>
               </w:rPr>
-              <w:t xml:space="preserve">IntervalController.advanceInterval()</w:t>
+              <w:t xml:space="preserve">StakingVault.setDiet()</w:t>
+            </w:r>
+          </w:p>
+        </w:tc>
+        <w:tc>
+          <w:p>
+            <w:pPr>
+              <w:spacing w:before="40" w:after="40"/>
+            </w:pPr>
+            <w:r>
+              <w:rPr>
+                <w:sz w:val="19"/>
+                <w:color w:val="1F1F1F"/>
+              </w:rPr>
+              <w:t xml:space="preserve">普通用户</w:t>
+            </w:r>
+          </w:p>
+        </w:tc>
+        <w:tc>
+          <w:p>
+            <w:pPr>
+              <w:spacing w:before="40" w:after="40"/>
+            </w:pPr>
+            <w:r>
+              <w:rPr>
+                <w:sz w:val="19"/>
+                <w:color w:val="1F1F1F"/>
+              </w:rPr>
+              <w:t xml:space="preserve"/>
+            </w:r>
+            <w:r>
+              <w:rPr>
+                <w:i/>
+                <w:sz w:val="19"/>
+                <w:color w:val="1C2422"/>
+              </w:rPr>
+              <w:t xml:space="preserve">O(1)</w:t>
+            </w:r>
+            <w:r>
+              <w:rPr>
+                <w:sz w:val="19"/>
+                <w:color w:val="1F1F1F"/>
+              </w:rPr>
+              <w:t xml:space="preserve"/>
+            </w:r>
+          </w:p>
+        </w:tc>
+        <w:tc>
+          <w:p>
+            <w:pPr>
+              <w:spacing w:before="40" w:after="40"/>
+            </w:pPr>
+            <w:r>
+              <w:rPr>
+                <w:sz w:val="19"/>
+                <w:color w:val="1F1F1F"/>
+              </w:rPr>
+              <w:t xml:space="preserve">~68,400</w:t>
+            </w:r>
+          </w:p>
+        </w:tc>
+        <w:tc>
+          <w:p>
+            <w:pPr>
+              <w:spacing w:before="40" w:after="40"/>
+            </w:pPr>
+            <w:r>
+              <w:rPr>
+                <w:sz w:val="19"/>
+                <w:color w:val="1F1F1F"/>
+              </w:rPr>
+              <w:t xml:space="preserve">用户更新指定仓位次周期生效的 DIET 指针与槽位转移，成本与网络规模无关</w:t>
+            </w:r>
+          </w:p>
+        </w:tc>
+      </w:tr>
+      <w:tr>
+        <w:tc>
+          <w:p>
+            <w:pPr>
+              <w:spacing w:before="40" w:after="40"/>
+            </w:pPr>
+            <w:r>
+              <w:rPr>
+                <w:rFonts w:ascii="Menlo" w:hAnsi="Menlo"/>
+                <w:sz w:val="17"/>
+                <w:color w:val="1C2422"/>
+                <w:shd w:val="clear" w:color="auto" w:fill="F3F4F6"/>
+              </w:rPr>
+              <w:t xml:space="preserve">IntervalController.advance()</w:t>
             </w:r>
           </w:p>
         </w:tc>
@@ -11255,7 +11982,7 @@
           <w:sz w:val="21"/>
           <w:color w:val="1F1F1F"/>
         </w:rPr>
-        <w:t xml:space="preserve">：在补丁完成开发、测试验证并通过时间锁完成全网部署前，双方共同遵守严格的信息保密原则。</w:t>
+        <w:t xml:space="preserve">：在补丁完成开发、测试验证并通过治理安全迁移流程完成部署前，双方共同遵守严格的信息保密原则。</w:t>
       </w:r>
     </w:p>
     <w:p>
@@ -11292,7 +12019,7 @@
           <w:sz w:val="22"/>
           <w:color w:val="1F1F1F"/>
         </w:rPr>
-        <w:t xml:space="preserve">协议虽然不设机械化的固定金额赏金清单，但针对经过验证的严重（Critical）与高危（High）漏洞，治理多签将根据漏洞影响范围与推导质量，由社区金库直接向报告人颁发可观的去中心化感谢奖励。</w:t>
+        <w:t xml:space="preserve">协议虽然不设机械化的固定金额赏金清单，但针对经过验证的严重（Critical）与高危（High）漏洞，治理多签将根据漏洞影响范围与推导质量，由 Ops 多签运营资金池酌情向报告人颁发去中心化感谢奖励。协议采用不可变代码架构，若需执行重大架构修复，治理多签将协同发布安全迁移与新合约部署指引。</w:t>
       </w:r>
     </w:p>
     <w:p>

--- a/assets/whitepaper/TheFatCat_Whitepaper_v1.0_ZH.docx
+++ b/assets/whitepaper/TheFatCat_Whitepaper_v1.0_ZH.docx
@@ -4299,7 +4299,7 @@
           <w:sz w:val="21"/>
           <w:color w:val="1F1F1F"/>
         </w:rPr>
-        <w:t xml:space="preserve">：随核心质押合约群一并创世部署。普通仓位完全退出时，只要本金满足 </w:t>
+        <w:t xml:space="preserve">：随核心质押合约群一并创世部署。Governor 多签开放签发后，普通仓位完全退出时，只要本金满足 </w:t>
       </w:r>
       <w:r>
         <w:rPr>
@@ -4314,7 +4314,7 @@
           <w:sz w:val="21"/>
           <w:color w:val="1F1F1F"/>
         </w:rPr>
-        <w:t xml:space="preserve"> 且合约部署满 21 天（</w:t>
+        <w:t xml:space="preserve">，质押者可调用 </w:t>
       </w:r>
       <w:r>
         <w:rPr>
@@ -4323,14 +4323,56 @@
           <w:color w:val="1C2422"/>
           <w:shd w:val="clear" w:color="auto" w:fill="F3F4F6"/>
         </w:rPr>
-        <w:t xml:space="preserve">mintOpensAt</w:t>
-      </w:r>
-      <w:r>
-        <w:rPr>
-          <w:sz w:val="21"/>
-          <w:color w:val="1F1F1F"/>
-        </w:rPr>
-        <w:t xml:space="preserve"> 解锁），质押者可调用 </w:t>
+        <w:t xml:space="preserve">redeemAndIssueCertificate()</w:t>
+      </w:r>
+      <w:r>
+        <w:rPr>
+          <w:sz w:val="21"/>
+          <w:color w:val="1F1F1F"/>
+        </w:rPr>
+        <w:t xml:space="preserve"> 将当前达成的实际资历档位（</w:t>
+      </w:r>
+      <w:r>
+        <w:rPr>
+          <w:i/>
+          <w:sz w:val="21"/>
+          <w:color w:val="1C2422"/>
+        </w:rPr>
+        <w:t xml:space="preserve">c_i \in [1, 22]</w:t>
+      </w:r>
+      <w:r>
+        <w:rPr>
+          <w:sz w:val="21"/>
+          <w:color w:val="1F1F1F"/>
+        </w:rPr>
+        <w:t xml:space="preserve">）印刻为不可篡改的 ERC-721 资历凭证（并非仅限满级 22 级仓位）；</w:t>
+      </w:r>
+    </w:p>
+    <w:p>
+      <w:pPr>
+        <w:pStyle w:val="ListBullet"/>
+      </w:pPr>
+      <w:r>
+        <w:rPr>
+          <w:color w:val="0F5C46"/>
+        </w:rPr>
+        <w:t xml:space="preserve">•  </w:t>
+      </w:r>
+      <w:r>
+        <w:rPr>
+          <w:b/>
+          <w:sz w:val="21"/>
+          <w:szCs w:val="21"/>
+          <w:color w:val="1F1F1F"/>
+        </w:rPr>
+        <w:t xml:space="preserve">死地址永久锁定</w:t>
+      </w:r>
+      <w:r>
+        <w:rPr>
+          <w:sz w:val="21"/>
+          <w:color w:val="1F1F1F"/>
+        </w:rPr>
+        <w:t xml:space="preserve">：每次铸造必须将固化的 </w:t>
       </w:r>
       <w:r>
         <w:rPr>
@@ -4339,56 +4381,14 @@
           <w:color w:val="1C2422"/>
           <w:shd w:val="clear" w:color="auto" w:fill="F3F4F6"/>
         </w:rPr>
-        <w:t xml:space="preserve">redeemAndIssueCertificate()</w:t>
-      </w:r>
-      <w:r>
-        <w:rPr>
-          <w:sz w:val="21"/>
-          <w:color w:val="1F1F1F"/>
-        </w:rPr>
-        <w:t xml:space="preserve"> 将当前达成的实际资历档位（</w:t>
-      </w:r>
-      <w:r>
-        <w:rPr>
-          <w:i/>
-          <w:sz w:val="21"/>
-          <w:color w:val="1C2422"/>
-        </w:rPr>
-        <w:t xml:space="preserve">c_i \in [1, 22]</w:t>
-      </w:r>
-      <w:r>
-        <w:rPr>
-          <w:sz w:val="21"/>
-          <w:color w:val="1F1F1F"/>
-        </w:rPr>
-        <w:t xml:space="preserve">）印刻为不可篡改的 ERC-721 资历凭证（并非仅限满级 22 级仓位）；</w:t>
-      </w:r>
-    </w:p>
-    <w:p>
-      <w:pPr>
-        <w:pStyle w:val="ListBullet"/>
-      </w:pPr>
-      <w:r>
-        <w:rPr>
-          <w:color w:val="0F5C46"/>
-        </w:rPr>
-        <w:t xml:space="preserve">•  </w:t>
-      </w:r>
-      <w:r>
-        <w:rPr>
-          <w:b/>
-          <w:sz w:val="21"/>
-          <w:szCs w:val="21"/>
-          <w:color w:val="1F1F1F"/>
-        </w:rPr>
-        <w:t xml:space="preserve">死地址永久锁定</w:t>
-      </w:r>
-      <w:r>
-        <w:rPr>
-          <w:sz w:val="21"/>
-          <w:color w:val="1F1F1F"/>
-        </w:rPr>
-        <w:t xml:space="preserve">：每次铸造必须将固化的 </w:t>
+        <w:t xml:space="preserve">100_000 FATCAT</w:t>
+      </w:r>
+      <w:r>
+        <w:rPr>
+          <w:sz w:val="21"/>
+          <w:color w:val="1F1F1F"/>
+        </w:rPr>
+        <w:t xml:space="preserve">（</w:t>
       </w:r>
       <w:r>
         <w:rPr>
@@ -4397,14 +4397,14 @@
           <w:color w:val="1C2422"/>
           <w:shd w:val="clear" w:color="auto" w:fill="F3F4F6"/>
         </w:rPr>
-        <w:t xml:space="preserve">100_000 FATCAT</w:t>
-      </w:r>
-      <w:r>
-        <w:rPr>
-          <w:sz w:val="21"/>
-          <w:color w:val="1F1F1F"/>
-        </w:rPr>
-        <w:t xml:space="preserve">（</w:t>
+        <w:t xml:space="preserve">MINT_BURN</w:t>
+      </w:r>
+      <w:r>
+        <w:rPr>
+          <w:sz w:val="21"/>
+          <w:color w:val="1F1F1F"/>
+        </w:rPr>
+        <w:t xml:space="preserve">）转入黑洞死地址 </w:t>
       </w:r>
       <w:r>
         <w:rPr>
@@ -4413,14 +4413,14 @@
           <w:color w:val="1C2422"/>
           <w:shd w:val="clear" w:color="auto" w:fill="F3F4F6"/>
         </w:rPr>
-        <w:t xml:space="preserve">MINT_BURN</w:t>
-      </w:r>
-      <w:r>
-        <w:rPr>
-          <w:sz w:val="21"/>
-          <w:color w:val="1F1F1F"/>
-        </w:rPr>
-        <w:t xml:space="preserve">）转入黑洞死地址 </w:t>
+        <w:t xml:space="preserve">0x000000000000000000000000000000000000dEaD</w:t>
+      </w:r>
+      <w:r>
+        <w:rPr>
+          <w:sz w:val="21"/>
+          <w:color w:val="1F1F1F"/>
+        </w:rPr>
+        <w:t xml:space="preserve">，实现流通筹码的事实性永久退出（底层调用代币 </w:t>
       </w:r>
       <w:r>
         <w:rPr>
@@ -4429,14 +4429,14 @@
           <w:color w:val="1C2422"/>
           <w:shd w:val="clear" w:color="auto" w:fill="F3F4F6"/>
         </w:rPr>
-        <w:t xml:space="preserve">0x000000000000000000000000000000000000dEaD</w:t>
-      </w:r>
-      <w:r>
-        <w:rPr>
-          <w:sz w:val="21"/>
-          <w:color w:val="1F1F1F"/>
-        </w:rPr>
-        <w:t xml:space="preserve">，实现流通筹码的事实性永久退出（底层调用代币 </w:t>
+        <w:t xml:space="preserve">transfer(DEAD, MINT_BURN)</w:t>
+      </w:r>
+      <w:r>
+        <w:rPr>
+          <w:sz w:val="21"/>
+          <w:color w:val="1F1F1F"/>
+        </w:rPr>
+        <w:t xml:space="preserve">，非调用缩减代币总量的 </w:t>
       </w:r>
       <w:r>
         <w:rPr>
@@ -4445,14 +4445,41 @@
           <w:color w:val="1C2422"/>
           <w:shd w:val="clear" w:color="auto" w:fill="F3F4F6"/>
         </w:rPr>
-        <w:t xml:space="preserve">transfer(DEAD, MINT_BURN)</w:t>
-      </w:r>
-      <w:r>
-        <w:rPr>
-          <w:sz w:val="21"/>
-          <w:color w:val="1F1F1F"/>
-        </w:rPr>
-        <w:t xml:space="preserve">，非调用缩减代币总量的 </w:t>
+        <w:t xml:space="preserve">burn()</w:t>
+      </w:r>
+      <w:r>
+        <w:rPr>
+          <w:sz w:val="21"/>
+          <w:color w:val="1F1F1F"/>
+        </w:rPr>
+        <w:t xml:space="preserve"> 接口）；剩余本金全额退回用户钱包；</w:t>
+      </w:r>
+    </w:p>
+    <w:p>
+      <w:pPr>
+        <w:pStyle w:val="ListBullet"/>
+      </w:pPr>
+      <w:r>
+        <w:rPr>
+          <w:color w:val="0F5C46"/>
+        </w:rPr>
+        <w:t xml:space="preserve">•  </w:t>
+      </w:r>
+      <w:r>
+        <w:rPr>
+          <w:b/>
+          <w:sz w:val="21"/>
+          <w:szCs w:val="21"/>
+          <w:color w:val="1F1F1F"/>
+        </w:rPr>
+        <w:t xml:space="preserve">凭据开仓与门槛豁免</w:t>
+      </w:r>
+      <w:r>
+        <w:rPr>
+          <w:sz w:val="21"/>
+          <w:color w:val="1F1F1F"/>
+        </w:rPr>
+        <w:t xml:space="preserve">：持有未被占用的凭据可调用 </w:t>
       </w:r>
       <w:r>
         <w:rPr>
@@ -4461,41 +4488,29 @@
           <w:color w:val="1C2422"/>
           <w:shd w:val="clear" w:color="auto" w:fill="F3F4F6"/>
         </w:rPr>
-        <w:t xml:space="preserve">burn()</w:t>
-      </w:r>
-      <w:r>
-        <w:rPr>
-          <w:sz w:val="21"/>
-          <w:color w:val="1F1F1F"/>
-        </w:rPr>
-        <w:t xml:space="preserve"> 接口）；剩余本金全额退回用户钱包；</w:t>
-      </w:r>
-    </w:p>
-    <w:p>
-      <w:pPr>
-        <w:pStyle w:val="ListBullet"/>
-      </w:pPr>
-      <w:r>
-        <w:rPr>
-          <w:color w:val="0F5C46"/>
-        </w:rPr>
-        <w:t xml:space="preserve">•  </w:t>
-      </w:r>
-      <w:r>
-        <w:rPr>
-          <w:b/>
-          <w:sz w:val="21"/>
-          <w:szCs w:val="21"/>
-          <w:color w:val="1F1F1F"/>
-        </w:rPr>
-        <w:t xml:space="preserve">凭据开仓与门槛豁免</w:t>
-      </w:r>
-      <w:r>
-        <w:rPr>
-          <w:sz w:val="21"/>
-          <w:color w:val="1F1F1F"/>
-        </w:rPr>
-        <w:t xml:space="preserve">：持有未被占用的凭据可调用 </w:t>
+        <w:t xml:space="preserve">stakeWithCertificate(principal, diet, certificateId)</w:t>
+      </w:r>
+      <w:r>
+        <w:rPr>
+          <w:sz w:val="21"/>
+          <w:color w:val="1F1F1F"/>
+        </w:rPr>
+        <w:t xml:space="preserve"> 开仓，新仓位直接继承该凭据的起始倍数（对应提前量 </w:t>
+      </w:r>
+      <w:r>
+        <w:rPr>
+          <w:i/>
+          <w:sz w:val="21"/>
+          <w:color w:val="1C2422"/>
+        </w:rPr>
+        <w:t xml:space="preserve">\text{head} = \text{multiplier} - 1</w:t>
+      </w:r>
+      <w:r>
+        <w:rPr>
+          <w:sz w:val="21"/>
+          <w:color w:val="1F1F1F"/>
+        </w:rPr>
+        <w:t xml:space="preserve">），并豁免 </w:t>
       </w:r>
       <w:r>
         <w:rPr>
@@ -4504,29 +4519,14 @@
           <w:color w:val="1C2422"/>
           <w:shd w:val="clear" w:color="auto" w:fill="F3F4F6"/>
         </w:rPr>
-        <w:t xml:space="preserve">stakeWithCertificate(principal, diet, certificateId)</w:t>
-      </w:r>
-      <w:r>
-        <w:rPr>
-          <w:sz w:val="21"/>
-          <w:color w:val="1F1F1F"/>
-        </w:rPr>
-        <w:t xml:space="preserve"> 开仓，新仓位直接继承该凭据的起始倍数（对应提前量 </w:t>
-      </w:r>
-      <w:r>
-        <w:rPr>
-          <w:i/>
-          <w:sz w:val="21"/>
-          <w:color w:val="1C2422"/>
-        </w:rPr>
-        <w:t xml:space="preserve">\text{head} = \text{multiplier} - 1</w:t>
-      </w:r>
-      <w:r>
-        <w:rPr>
-          <w:sz w:val="21"/>
-          <w:color w:val="1F1F1F"/>
-        </w:rPr>
-        <w:t xml:space="preserve">），并豁免 </w:t>
+        <w:t xml:space="preserve">minStake</w:t>
+      </w:r>
+      <w:r>
+        <w:rPr>
+          <w:sz w:val="21"/>
+          <w:color w:val="1F1F1F"/>
+        </w:rPr>
+        <w:t xml:space="preserve"> 门槛限制；仓位存续期间凭据独占锁定（</w:t>
       </w:r>
       <w:r>
         <w:rPr>
@@ -4535,22 +4535,6 @@
           <w:color w:val="1C2422"/>
           <w:shd w:val="clear" w:color="auto" w:fill="F3F4F6"/>
         </w:rPr>
-        <w:t xml:space="preserve">minStake</w:t>
-      </w:r>
-      <w:r>
-        <w:rPr>
-          <w:sz w:val="21"/>
-          <w:color w:val="1F1F1F"/>
-        </w:rPr>
-        <w:t xml:space="preserve"> 门槛限制；仓位存续期间凭据独占锁定（</w:t>
-      </w:r>
-      <w:r>
-        <w:rPr>
-          <w:rFonts w:ascii="Menlo" w:hAnsi="Menlo"/>
-          <w:sz w:val="19"/>
-          <w:color w:val="1C2422"/>
-          <w:shd w:val="clear" w:color="auto" w:fill="F3F4F6"/>
-        </w:rPr>
         <w:t xml:space="preserve">inUse == true</w:t>
       </w:r>
       <w:r>
@@ -4578,14 +4562,14 @@
           <w:szCs w:val="21"/>
           <w:color w:val="1F1F1F"/>
         </w:rPr>
-        <w:t xml:space="preserve">硬顶上限与冷启动锁</w:t>
-      </w:r>
-      <w:r>
-        <w:rPr>
-          <w:sz w:val="21"/>
-          <w:color w:val="1F1F1F"/>
-        </w:rPr>
-        <w:t xml:space="preserve">：全网硬顶 10,000 枚；铸造在部署满 21 天后一次性开启，无逐笔冷却；</w:t>
+        <w:t xml:space="preserve">硬顶上限与一次性开放</w:t>
+      </w:r>
+      <w:r>
+        <w:rPr>
+          <w:sz w:val="21"/>
+          <w:color w:val="1F1F1F"/>
+        </w:rPr>
+        <w:t xml:space="preserve">：全网硬顶 9,999 枚；部署后默认关闭，由 Governor 多签决定何时一次性开放，开放后不可关闭；没有自动解锁或链上最短等待期；</w:t>
       </w:r>
     </w:p>
     <w:p>
@@ -6142,7 +6126,7 @@
           <w:sz w:val="22"/>
           <w:color w:val="1F1F1F"/>
         </w:rPr>
-        <w:t xml:space="preserve">仓库记录了多轮对抗性与操作面审查。测试总数会随 revision 与 RPC 端点变化，发布时必须附 commit、命令和证据工件，不能写成永恒不变的协议常数。以本草案当前工作树为准，</w:t>
+        <w:t xml:space="preserve">仓库记录了多轮对抗性与操作面审查。测试总数会随 revision 与 RPC 端点变化，发布时必须附 commit、命令和证据工件，不能写成永恒不变的协议常数。本地非 fork 测试（</w:t>
       </w:r>
       <w:r>
         <w:rPr>
@@ -6158,23 +6142,7 @@
           <w:sz w:val="22"/>
           <w:color w:val="1F1F1F"/>
         </w:rPr>
-        <w:t xml:space="preserve"> 报告 </w:t>
-      </w:r>
-      <w:r>
-        <w:rPr>
-          <w:b/>
-          <w:sz w:val="22"/>
-          <w:szCs w:val="22"/>
-          <w:color w:val="1F1F1F"/>
-        </w:rPr>
-        <w:t xml:space="preserve">78+ 个套件 / 582 项测试 / 0 失败</w:t>
-      </w:r>
-      <w:r>
-        <w:rPr>
-          <w:sz w:val="22"/>
-          <w:color w:val="1F1F1F"/>
-        </w:rPr>
-        <w:t xml:space="preserve">。主网分叉结果仅对该次运行所固定的区块与 RPC 有效。</w:t>
+        <w:t xml:space="preserve">）已通过；主网分叉结果仅对该次运行所固定的区块与 RPC 有效。</w:t>
       </w:r>
     </w:p>
     <w:p>
@@ -11473,7 +11441,7 @@
                 <w:sz w:val="19"/>
                 <w:color w:val="1F1F1F"/>
               </w:rPr>
-              <w:t xml:space="preserve">创世退出凭证；硬编码销毁 100k FATCAT 铸造，10k 硬顶，部署后 21 天解锁铸造，全链上 SVG</w:t>
+              <w:t xml:space="preserve">创世退出凭证；硬编码销毁 100k FATCAT 铸造，9,999 枚硬顶，由 Governor 多签一次性开放铸造，全链上 SVG</w:t>
             </w:r>
           </w:p>
         </w:tc>
